--- a/proposal game prog istts.docx
+++ b/proposal game prog istts.docx
@@ -115,7 +115,7 @@
       </w:r>
       <w:proofErr w:type="spellStart"/>
       <w:r>
-        <w:t>tulmundo</w:t>
+        <w:t>tumundo</w:t>
       </w:r>
       <w:proofErr w:type="spellEnd"/>
       <w:r>
@@ -227,7 +227,21 @@
       </w:r>
       <w:proofErr w:type="spellEnd"/>
       <w:r>
-        <w:t xml:space="preserve"> : </w:t>
+        <w:t xml:space="preserve"> </w:t>
+      </w:r>
+      <w:r>
+        <w:t xml:space="preserve">(garis besar </w:t>
+      </w:r>
+      <w:proofErr w:type="spellStart"/>
+      <w:r>
+        <w:t>story</w:t>
+      </w:r>
+      <w:proofErr w:type="spellEnd"/>
+      <w:r>
+        <w:t>)</w:t>
+      </w:r>
+      <w:r>
+        <w:t xml:space="preserve">: </w:t>
       </w:r>
     </w:p>
     <w:p>
@@ -248,10 +262,65 @@
       </w:r>
       <w:proofErr w:type="spellEnd"/>
       <w:r>
+        <w:t xml:space="preserve"> (3 </w:t>
+      </w:r>
+      <w:proofErr w:type="spellStart"/>
+      <w:r>
+        <w:t>class</w:t>
+      </w:r>
+      <w:proofErr w:type="spellEnd"/>
+      <w:r>
+        <w:t xml:space="preserve"> </w:t>
+      </w:r>
+      <w:proofErr w:type="spellStart"/>
+      <w:r>
+        <w:t>playable</w:t>
+      </w:r>
+      <w:proofErr w:type="spellEnd"/>
+      <w:r>
+        <w:t>)</w:t>
+      </w:r>
+      <w:r>
         <w:t xml:space="preserve"> bertujuan mengalahkan</w:t>
       </w:r>
       <w:r>
-        <w:t xml:space="preserve"> raja dari kerajaan lain karena telah penjajahan terhadap negara </w:t>
+        <w:t xml:space="preserve"> raja</w:t>
+      </w:r>
+      <w:r>
+        <w:t xml:space="preserve"> (</w:t>
+      </w:r>
+      <w:proofErr w:type="spellStart"/>
+      <w:r>
+        <w:t>king</w:t>
+      </w:r>
+      <w:proofErr w:type="spellEnd"/>
+      <w:r>
+        <w:t xml:space="preserve"> bob dan </w:t>
+      </w:r>
+      <w:proofErr w:type="spellStart"/>
+      <w:r>
+        <w:t>king</w:t>
+      </w:r>
+      <w:proofErr w:type="spellEnd"/>
+      <w:r>
+        <w:t xml:space="preserve"> bob </w:t>
+      </w:r>
+      <w:proofErr w:type="spellStart"/>
+      <w:r>
+        <w:t>jr.</w:t>
+      </w:r>
+      <w:proofErr w:type="spellEnd"/>
+      <w:r>
+        <w:t>)</w:t>
+      </w:r>
+      <w:r>
+        <w:t xml:space="preserve"> dari kerajaan lain karena telah </w:t>
+      </w:r>
+      <w:r>
+        <w:t xml:space="preserve">melakukan </w:t>
+      </w:r>
+      <w:r>
+        <w:t xml:space="preserve">penjajahan terhadap negara </w:t>
       </w:r>
       <w:proofErr w:type="spellStart"/>
       <w:r>
@@ -289,15 +358,22 @@
       </w:r>
       <w:proofErr w:type="spellEnd"/>
       <w:r>
-        <w:t xml:space="preserve"> di kontrol </w:t>
-      </w:r>
-      <w:proofErr w:type="spellStart"/>
-      <w:r>
-        <w:t>sm</w:t>
-      </w:r>
-      <w:proofErr w:type="spellEnd"/>
+        <w:t xml:space="preserve"> di kontrol s</w:t>
+      </w:r>
+      <w:r>
+        <w:t>a</w:t>
+      </w:r>
+      <w:r>
+        <w:t>m</w:t>
+      </w:r>
+      <w:r>
+        <w:t>a</w:t>
+      </w:r>
       <w:r>
         <w:t xml:space="preserve"> kerajaan</w:t>
+      </w:r>
+      <w:r>
+        <w:t>,</w:t>
       </w:r>
     </w:p>
     <w:p/>
@@ -333,6 +409,17 @@
         <w:t>grassland</w:t>
       </w:r>
       <w:proofErr w:type="spellEnd"/>
+      <w:r>
+        <w:t xml:space="preserve"> (</w:t>
+      </w:r>
+      <w:proofErr w:type="spellStart"/>
+      <w:r>
+        <w:t>difficulty</w:t>
+      </w:r>
+      <w:proofErr w:type="spellEnd"/>
+      <w:r>
+        <w:t xml:space="preserve"> 1)</w:t>
+      </w:r>
     </w:p>
     <w:p>
       <w:pPr>
@@ -354,6 +441,26 @@
         <w:t>mountain</w:t>
       </w:r>
       <w:proofErr w:type="spellEnd"/>
+      <w:r>
+        <w:t xml:space="preserve"> </w:t>
+      </w:r>
+      <w:r>
+        <w:t>(</w:t>
+      </w:r>
+      <w:proofErr w:type="spellStart"/>
+      <w:r>
+        <w:t>difficulty</w:t>
+      </w:r>
+      <w:proofErr w:type="spellEnd"/>
+      <w:r>
+        <w:t xml:space="preserve"> </w:t>
+      </w:r>
+      <w:r>
+        <w:t>3</w:t>
+      </w:r>
+      <w:r>
+        <w:t>)</w:t>
+      </w:r>
     </w:p>
     <w:p>
       <w:pPr>
@@ -367,6 +474,26 @@
         <w:t>forest</w:t>
       </w:r>
       <w:proofErr w:type="spellEnd"/>
+      <w:r>
+        <w:t xml:space="preserve"> </w:t>
+      </w:r>
+      <w:r>
+        <w:t>(</w:t>
+      </w:r>
+      <w:proofErr w:type="spellStart"/>
+      <w:r>
+        <w:t>difficulty</w:t>
+      </w:r>
+      <w:proofErr w:type="spellEnd"/>
+      <w:r>
+        <w:t xml:space="preserve"> </w:t>
+      </w:r>
+      <w:r>
+        <w:t>2</w:t>
+      </w:r>
+      <w:r>
+        <w:t>)</w:t>
+      </w:r>
     </w:p>
     <w:p>
       <w:pPr>
@@ -380,6 +507,26 @@
         <w:t>cave</w:t>
       </w:r>
       <w:proofErr w:type="spellEnd"/>
+      <w:r>
+        <w:t xml:space="preserve"> </w:t>
+      </w:r>
+      <w:r>
+        <w:t>(</w:t>
+      </w:r>
+      <w:proofErr w:type="spellStart"/>
+      <w:r>
+        <w:t>difficulty</w:t>
+      </w:r>
+      <w:proofErr w:type="spellEnd"/>
+      <w:r>
+        <w:t xml:space="preserve"> </w:t>
+      </w:r>
+      <w:r>
+        <w:t>3</w:t>
+      </w:r>
+      <w:r>
+        <w:t>)</w:t>
+      </w:r>
     </w:p>
     <w:p>
       <w:pPr>
@@ -393,6 +540,26 @@
         <w:t>coastal</w:t>
       </w:r>
       <w:proofErr w:type="spellEnd"/>
+      <w:r>
+        <w:t xml:space="preserve"> </w:t>
+      </w:r>
+      <w:r>
+        <w:t>(</w:t>
+      </w:r>
+      <w:proofErr w:type="spellStart"/>
+      <w:r>
+        <w:t>difficulty</w:t>
+      </w:r>
+      <w:proofErr w:type="spellEnd"/>
+      <w:r>
+        <w:t xml:space="preserve"> </w:t>
+      </w:r>
+      <w:r>
+        <w:t>4</w:t>
+      </w:r>
+      <w:r>
+        <w:t>)</w:t>
+      </w:r>
     </w:p>
     <w:p>
       <w:pPr>
@@ -403,20 +570,817 @@
       </w:pPr>
       <w:proofErr w:type="spellStart"/>
       <w:r>
-        <w:t>dessert</w:t>
-      </w:r>
-      <w:proofErr w:type="spellEnd"/>
-      <w:r>
-        <w:t>/</w:t>
-      </w:r>
-      <w:proofErr w:type="spellStart"/>
-      <w:r>
-        <w:t>savanna</w:t>
-      </w:r>
-      <w:proofErr w:type="spellEnd"/>
+        <w:t>desert</w:t>
+      </w:r>
+      <w:proofErr w:type="spellEnd"/>
+      <w:r>
+        <w:t xml:space="preserve"> </w:t>
+      </w:r>
+      <w:r>
+        <w:t>(</w:t>
+      </w:r>
+      <w:proofErr w:type="spellStart"/>
+      <w:r>
+        <w:t>difficulty</w:t>
+      </w:r>
+      <w:proofErr w:type="spellEnd"/>
+      <w:r>
+        <w:t xml:space="preserve"> </w:t>
+      </w:r>
+      <w:r>
+        <w:t>5</w:t>
+      </w:r>
+      <w:r>
+        <w:t>)</w:t>
+      </w:r>
+    </w:p>
+    <w:p>
+      <w:proofErr w:type="spellStart"/>
+      <w:r>
+        <w:t>biome</w:t>
+      </w:r>
+      <w:proofErr w:type="spellEnd"/>
+      <w:r>
+        <w:t xml:space="preserve"> </w:t>
+      </w:r>
+      <w:proofErr w:type="spellStart"/>
+      <w:r>
+        <w:t>disini</w:t>
+      </w:r>
+      <w:proofErr w:type="spellEnd"/>
+      <w:r>
+        <w:t xml:space="preserve"> akan ada total 6 </w:t>
+      </w:r>
+      <w:proofErr w:type="spellStart"/>
+      <w:r>
+        <w:t>biome</w:t>
+      </w:r>
+      <w:proofErr w:type="spellEnd"/>
+      <w:r>
+        <w:t xml:space="preserve"> yang mencakup dari </w:t>
+      </w:r>
+      <w:proofErr w:type="spellStart"/>
+      <w:r>
+        <w:t>grass</w:t>
+      </w:r>
+      <w:proofErr w:type="spellEnd"/>
+      <w:r>
+        <w:t xml:space="preserve"> </w:t>
+      </w:r>
+      <w:proofErr w:type="spellStart"/>
+      <w:r>
+        <w:t>land</w:t>
+      </w:r>
+      <w:proofErr w:type="spellEnd"/>
+      <w:r>
+        <w:t xml:space="preserve"> , </w:t>
+      </w:r>
+      <w:proofErr w:type="spellStart"/>
+      <w:r>
+        <w:t>snow</w:t>
+      </w:r>
+      <w:proofErr w:type="spellEnd"/>
+      <w:r>
+        <w:t xml:space="preserve"> </w:t>
+      </w:r>
+      <w:proofErr w:type="spellStart"/>
+      <w:r>
+        <w:t>mountain</w:t>
+      </w:r>
+      <w:proofErr w:type="spellEnd"/>
+      <w:r>
+        <w:t xml:space="preserve"> </w:t>
+      </w:r>
+      <w:proofErr w:type="spellStart"/>
+      <w:r>
+        <w:t>forest</w:t>
+      </w:r>
+      <w:proofErr w:type="spellEnd"/>
+      <w:r>
+        <w:t xml:space="preserve"> </w:t>
+      </w:r>
+      <w:proofErr w:type="spellStart"/>
+      <w:r>
+        <w:t>cave</w:t>
+      </w:r>
+      <w:proofErr w:type="spellEnd"/>
+      <w:r>
+        <w:t xml:space="preserve">, </w:t>
+      </w:r>
+      <w:proofErr w:type="spellStart"/>
+      <w:r>
+        <w:t>coastal</w:t>
+      </w:r>
+      <w:proofErr w:type="spellEnd"/>
+      <w:r>
+        <w:t xml:space="preserve"> dan </w:t>
+      </w:r>
+      <w:proofErr w:type="spellStart"/>
+      <w:r>
+        <w:t>desert</w:t>
+      </w:r>
+      <w:proofErr w:type="spellEnd"/>
+      <w:r>
+        <w:t>.</w:t>
+      </w:r>
+    </w:p>
+    <w:p>
+      <w:proofErr w:type="spellStart"/>
+      <w:r>
+        <w:t>disetiap</w:t>
+      </w:r>
+      <w:proofErr w:type="spellEnd"/>
+      <w:r>
+        <w:t xml:space="preserve"> </w:t>
+      </w:r>
+      <w:proofErr w:type="spellStart"/>
+      <w:r>
+        <w:t>biome</w:t>
+      </w:r>
+      <w:proofErr w:type="spellEnd"/>
+      <w:r>
+        <w:t xml:space="preserve"> akan ada </w:t>
+      </w:r>
+      <w:proofErr w:type="spellStart"/>
+      <w:r>
+        <w:t>difficulty</w:t>
+      </w:r>
+      <w:proofErr w:type="spellEnd"/>
+      <w:r>
+        <w:t xml:space="preserve"> tersendiri </w:t>
+      </w:r>
+      <w:proofErr w:type="spellStart"/>
+      <w:r>
+        <w:t>dirating</w:t>
+      </w:r>
+      <w:proofErr w:type="spellEnd"/>
+      <w:r>
+        <w:t xml:space="preserve"> dari 1 – 5 , dari </w:t>
+      </w:r>
+      <w:proofErr w:type="spellStart"/>
+      <w:r>
+        <w:t>grassland</w:t>
+      </w:r>
+      <w:proofErr w:type="spellEnd"/>
+      <w:r>
+        <w:t xml:space="preserve"> paling mudah , </w:t>
+      </w:r>
+      <w:proofErr w:type="spellStart"/>
+      <w:r>
+        <w:t>desert</w:t>
+      </w:r>
+      <w:proofErr w:type="spellEnd"/>
+      <w:r>
+        <w:t xml:space="preserve">  paling susah .</w:t>
+      </w:r>
+    </w:p>
+    <w:p>
+      <w:proofErr w:type="spellStart"/>
+      <w:r>
+        <w:t>difficulty</w:t>
+      </w:r>
+      <w:proofErr w:type="spellEnd"/>
+      <w:r>
+        <w:t xml:space="preserve"> di sini akan di </w:t>
+      </w:r>
+      <w:proofErr w:type="spellStart"/>
+      <w:r>
+        <w:t>rating</w:t>
+      </w:r>
+      <w:proofErr w:type="spellEnd"/>
+      <w:r>
+        <w:t xml:space="preserve"> dari beberapa faktor (musuh, map, </w:t>
+      </w:r>
+      <w:proofErr w:type="spellStart"/>
+      <w:r>
+        <w:t>debuff</w:t>
+      </w:r>
+      <w:proofErr w:type="spellEnd"/>
+      <w:r>
+        <w:t xml:space="preserve"> map)</w:t>
+      </w:r>
+    </w:p>
+    <w:p>
+      <w:r>
+        <w:t xml:space="preserve">mulai dari </w:t>
+      </w:r>
+      <w:proofErr w:type="spellStart"/>
+      <w:r>
+        <w:t>difficulty</w:t>
+      </w:r>
+      <w:proofErr w:type="spellEnd"/>
+      <w:r>
+        <w:t xml:space="preserve"> 2 </w:t>
+      </w:r>
+      <w:proofErr w:type="spellStart"/>
+      <w:r>
+        <w:t>forest</w:t>
+      </w:r>
+      <w:proofErr w:type="spellEnd"/>
+      <w:r>
+        <w:t xml:space="preserve">, akan dinaikkan tingkat kesusahan dari map yang lebih </w:t>
+      </w:r>
+      <w:proofErr w:type="spellStart"/>
+      <w:r>
+        <w:t>susah.Pada</w:t>
+      </w:r>
+      <w:proofErr w:type="spellEnd"/>
+      <w:r>
+        <w:t xml:space="preserve"> </w:t>
+      </w:r>
+      <w:proofErr w:type="spellStart"/>
+      <w:r>
+        <w:t>cave</w:t>
+      </w:r>
+      <w:proofErr w:type="spellEnd"/>
+      <w:r>
+        <w:t xml:space="preserve"> , map lebih sempit dari </w:t>
+      </w:r>
+      <w:proofErr w:type="spellStart"/>
+      <w:r>
+        <w:t>forest</w:t>
+      </w:r>
+      <w:proofErr w:type="spellEnd"/>
+      <w:r>
+        <w:t xml:space="preserve"> tapi tidak banyak </w:t>
+      </w:r>
+      <w:proofErr w:type="spellStart"/>
+      <w:r>
+        <w:t>obstacle</w:t>
+      </w:r>
+      <w:proofErr w:type="spellEnd"/>
+      <w:r>
+        <w:t>, musuhnya akan lebih bervariasi( udara dan darat),</w:t>
+      </w:r>
+    </w:p>
+    <w:p>
+      <w:proofErr w:type="spellStart"/>
+      <w:r>
+        <w:t>snow</w:t>
+      </w:r>
+      <w:proofErr w:type="spellEnd"/>
+      <w:r>
+        <w:t xml:space="preserve"> </w:t>
+      </w:r>
+      <w:proofErr w:type="spellStart"/>
+      <w:r>
+        <w:t>mountain</w:t>
+      </w:r>
+      <w:proofErr w:type="spellEnd"/>
+      <w:r>
+        <w:t xml:space="preserve"> akan kena </w:t>
+      </w:r>
+      <w:proofErr w:type="spellStart"/>
+      <w:r>
+        <w:t>debuff</w:t>
+      </w:r>
+      <w:proofErr w:type="spellEnd"/>
+      <w:r>
+        <w:t xml:space="preserve"> pada </w:t>
+      </w:r>
+      <w:proofErr w:type="spellStart"/>
+      <w:r>
+        <w:t>stage</w:t>
+      </w:r>
+      <w:proofErr w:type="spellEnd"/>
+      <w:r>
+        <w:t xml:space="preserve"> itu </w:t>
+      </w:r>
+      <w:proofErr w:type="spellStart"/>
+      <w:r>
+        <w:t>slowness</w:t>
+      </w:r>
+      <w:proofErr w:type="spellEnd"/>
+      <w:r>
+        <w:t xml:space="preserve">, lalu </w:t>
+      </w:r>
+      <w:proofErr w:type="spellStart"/>
+      <w:r>
+        <w:t>frost</w:t>
+      </w:r>
+      <w:proofErr w:type="spellEnd"/>
+      <w:r>
+        <w:t xml:space="preserve"> </w:t>
+      </w:r>
+      <w:proofErr w:type="spellStart"/>
+      <w:r>
+        <w:t>bite</w:t>
+      </w:r>
+      <w:proofErr w:type="spellEnd"/>
+      <w:r>
+        <w:t xml:space="preserve"> jika terlalu lama tanpa api unggun, musuh tidak akan lebih susah </w:t>
+      </w:r>
+      <w:proofErr w:type="spellStart"/>
+      <w:r>
+        <w:t>grassland</w:t>
+      </w:r>
+      <w:proofErr w:type="spellEnd"/>
+    </w:p>
+    <w:p>
+      <w:r>
+        <w:lastRenderedPageBreak/>
+        <w:t xml:space="preserve">dari </w:t>
+      </w:r>
+      <w:proofErr w:type="spellStart"/>
+      <w:r>
+        <w:t>difficulty</w:t>
+      </w:r>
+      <w:proofErr w:type="spellEnd"/>
+      <w:r>
+        <w:t xml:space="preserve"> 4 </w:t>
+      </w:r>
+      <w:proofErr w:type="spellStart"/>
+      <w:r>
+        <w:t>coastal</w:t>
+      </w:r>
+      <w:proofErr w:type="spellEnd"/>
+      <w:r>
+        <w:t xml:space="preserve">, tingkat kesusahan ditingkatkan dari  musuh ada varian bandit baru </w:t>
+      </w:r>
+      <w:proofErr w:type="spellStart"/>
+      <w:r>
+        <w:t>pirates</w:t>
+      </w:r>
+      <w:proofErr w:type="spellEnd"/>
+      <w:r>
+        <w:t>(</w:t>
+      </w:r>
+      <w:proofErr w:type="spellStart"/>
+      <w:r>
+        <w:t>harpooneer</w:t>
+      </w:r>
+      <w:proofErr w:type="spellEnd"/>
+      <w:r>
+        <w:t xml:space="preserve">, </w:t>
+      </w:r>
+      <w:proofErr w:type="spellStart"/>
+      <w:r>
+        <w:t>cannon</w:t>
+      </w:r>
+      <w:proofErr w:type="spellEnd"/>
+      <w:r>
+        <w:t xml:space="preserve">, </w:t>
+      </w:r>
+      <w:proofErr w:type="spellStart"/>
+      <w:r>
+        <w:t>captain</w:t>
+      </w:r>
+      <w:proofErr w:type="spellEnd"/>
+      <w:r>
+        <w:t xml:space="preserve">(mini </w:t>
+      </w:r>
+      <w:proofErr w:type="spellStart"/>
+      <w:r>
+        <w:t>boss</w:t>
+      </w:r>
+      <w:proofErr w:type="spellEnd"/>
+      <w:r>
+        <w:t xml:space="preserve">)), map </w:t>
+      </w:r>
+      <w:proofErr w:type="spellStart"/>
+      <w:r>
+        <w:t>environment</w:t>
+      </w:r>
+      <w:proofErr w:type="spellEnd"/>
+      <w:r>
+        <w:t xml:space="preserve"> efek baru (</w:t>
+      </w:r>
+      <w:proofErr w:type="spellStart"/>
+      <w:r>
+        <w:t>drowning</w:t>
+      </w:r>
+      <w:proofErr w:type="spellEnd"/>
+      <w:r>
+        <w:t>)</w:t>
+      </w:r>
+    </w:p>
+    <w:p>
+      <w:r>
+        <w:t xml:space="preserve">untuk yang paling susah untuk level normal </w:t>
+      </w:r>
+      <w:proofErr w:type="spellStart"/>
+      <w:r>
+        <w:t>difficulty</w:t>
+      </w:r>
+      <w:proofErr w:type="spellEnd"/>
+      <w:r>
+        <w:t xml:space="preserve"> 5 </w:t>
+      </w:r>
+      <w:proofErr w:type="spellStart"/>
+      <w:r>
+        <w:t>desert</w:t>
+      </w:r>
+      <w:proofErr w:type="spellEnd"/>
+      <w:r>
+        <w:t xml:space="preserve"> ,</w:t>
+      </w:r>
+    </w:p>
+    <w:p>
+      <w:r>
+        <w:t>,musuh dan map akan ditingkatkan kesusahan</w:t>
+      </w:r>
+    </w:p>
+    <w:p>
+      <w:r>
+        <w:t xml:space="preserve">map akan memberi </w:t>
+      </w:r>
+      <w:proofErr w:type="spellStart"/>
+      <w:r>
+        <w:t>debuff</w:t>
+      </w:r>
+      <w:proofErr w:type="spellEnd"/>
+      <w:r>
+        <w:t xml:space="preserve"> dot kepada </w:t>
+      </w:r>
+      <w:proofErr w:type="spellStart"/>
+      <w:r>
+        <w:t>player</w:t>
+      </w:r>
+      <w:proofErr w:type="spellEnd"/>
+      <w:r>
+        <w:t xml:space="preserve"> (</w:t>
+      </w:r>
+      <w:proofErr w:type="spellStart"/>
+      <w:r>
+        <w:t>pharaoh’s</w:t>
+      </w:r>
+      <w:proofErr w:type="spellEnd"/>
+      <w:r>
+        <w:t xml:space="preserve"> </w:t>
+      </w:r>
+      <w:proofErr w:type="spellStart"/>
+      <w:r>
+        <w:t>curse</w:t>
+      </w:r>
+      <w:proofErr w:type="spellEnd"/>
+      <w:r>
+        <w:t xml:space="preserve"> ),musuh akan ada tipe baru, </w:t>
+      </w:r>
+      <w:proofErr w:type="spellStart"/>
+      <w:r>
+        <w:t>debuffer</w:t>
+      </w:r>
+      <w:proofErr w:type="spellEnd"/>
+      <w:r>
+        <w:t>,  bandit akan lebih kuat.  dan ada musuh tanker(</w:t>
+      </w:r>
+      <w:proofErr w:type="spellStart"/>
+      <w:r>
+        <w:t>mummy</w:t>
+      </w:r>
+      <w:proofErr w:type="spellEnd"/>
+      <w:r>
+        <w:t>), pelan dan tebal</w:t>
+      </w:r>
     </w:p>
     <w:p/>
     <w:p>
+      <w:r>
+        <w:t xml:space="preserve">musuh2 </w:t>
+      </w:r>
+      <w:proofErr w:type="spellStart"/>
+      <w:r>
+        <w:t>biome:</w:t>
+      </w:r>
+      <w:proofErr w:type="spellEnd"/>
+    </w:p>
+    <w:p>
+      <w:pPr>
+        <w:pStyle w:val="ListParagraph"/>
+        <w:numPr>
+          <w:ilvl w:val="0"/>
+          <w:numId w:val="3"/>
+        </w:numPr>
+      </w:pPr>
+      <w:r>
+        <w:t>bandit (</w:t>
+      </w:r>
+      <w:proofErr w:type="spellStart"/>
+      <w:r>
+        <w:t>all</w:t>
+      </w:r>
+      <w:proofErr w:type="spellEnd"/>
+      <w:r>
+        <w:t xml:space="preserve"> </w:t>
+      </w:r>
+      <w:proofErr w:type="spellStart"/>
+      <w:r>
+        <w:t>biome</w:t>
+      </w:r>
+      <w:proofErr w:type="spellEnd"/>
+      <w:r>
+        <w:t>)</w:t>
+      </w:r>
+    </w:p>
+    <w:p>
+      <w:pPr>
+        <w:pStyle w:val="ListParagraph"/>
+        <w:numPr>
+          <w:ilvl w:val="0"/>
+          <w:numId w:val="3"/>
+        </w:numPr>
+      </w:pPr>
+      <w:proofErr w:type="spellStart"/>
+      <w:r>
+        <w:t>stray</w:t>
+      </w:r>
+      <w:proofErr w:type="spellEnd"/>
+      <w:r>
+        <w:t xml:space="preserve"> </w:t>
+      </w:r>
+      <w:proofErr w:type="spellStart"/>
+      <w:r>
+        <w:t>knight</w:t>
+      </w:r>
+      <w:proofErr w:type="spellEnd"/>
+      <w:r>
+        <w:t>(</w:t>
+      </w:r>
+      <w:proofErr w:type="spellStart"/>
+      <w:r>
+        <w:t>all</w:t>
+      </w:r>
+      <w:proofErr w:type="spellEnd"/>
+      <w:r>
+        <w:t xml:space="preserve"> </w:t>
+      </w:r>
+      <w:proofErr w:type="spellStart"/>
+      <w:r>
+        <w:t>biome</w:t>
+      </w:r>
+      <w:proofErr w:type="spellEnd"/>
+      <w:r>
+        <w:t>)</w:t>
+      </w:r>
+      <w:r>
+        <w:t xml:space="preserve"> </w:t>
+      </w:r>
+    </w:p>
+    <w:p>
+      <w:pPr>
+        <w:pStyle w:val="ListParagraph"/>
+        <w:numPr>
+          <w:ilvl w:val="0"/>
+          <w:numId w:val="3"/>
+        </w:numPr>
+      </w:pPr>
+      <w:proofErr w:type="spellStart"/>
+      <w:r>
+        <w:t>knight</w:t>
+      </w:r>
+      <w:proofErr w:type="spellEnd"/>
+      <w:r>
+        <w:t xml:space="preserve"> (</w:t>
+      </w:r>
+      <w:proofErr w:type="spellStart"/>
+      <w:r>
+        <w:t>last</w:t>
+      </w:r>
+      <w:proofErr w:type="spellEnd"/>
+      <w:r>
+        <w:t xml:space="preserve"> level)</w:t>
+      </w:r>
+    </w:p>
+    <w:p>
+      <w:pPr>
+        <w:pStyle w:val="ListParagraph"/>
+        <w:numPr>
+          <w:ilvl w:val="0"/>
+          <w:numId w:val="3"/>
+        </w:numPr>
+      </w:pPr>
+      <w:proofErr w:type="spellStart"/>
+      <w:r>
+        <w:t>mummy</w:t>
+      </w:r>
+      <w:proofErr w:type="spellEnd"/>
+      <w:r>
+        <w:t xml:space="preserve">( </w:t>
+      </w:r>
+      <w:proofErr w:type="spellStart"/>
+      <w:r>
+        <w:t>desert</w:t>
+      </w:r>
+      <w:proofErr w:type="spellEnd"/>
+      <w:r>
+        <w:t>)</w:t>
+      </w:r>
+    </w:p>
+    <w:p>
+      <w:pPr>
+        <w:pStyle w:val="ListParagraph"/>
+        <w:numPr>
+          <w:ilvl w:val="0"/>
+          <w:numId w:val="3"/>
+        </w:numPr>
+      </w:pPr>
+      <w:proofErr w:type="spellStart"/>
+      <w:r>
+        <w:t>scorpion</w:t>
+      </w:r>
+      <w:proofErr w:type="spellEnd"/>
+      <w:r>
+        <w:t>(</w:t>
+      </w:r>
+      <w:proofErr w:type="spellStart"/>
+      <w:r>
+        <w:t>desert</w:t>
+      </w:r>
+      <w:proofErr w:type="spellEnd"/>
+      <w:r>
+        <w:t>)</w:t>
+      </w:r>
+    </w:p>
+    <w:p>
+      <w:pPr>
+        <w:pStyle w:val="ListParagraph"/>
+        <w:numPr>
+          <w:ilvl w:val="0"/>
+          <w:numId w:val="3"/>
+        </w:numPr>
+      </w:pPr>
+      <w:proofErr w:type="spellStart"/>
+      <w:r>
+        <w:t>skeleton</w:t>
+      </w:r>
+      <w:proofErr w:type="spellEnd"/>
+      <w:r>
+        <w:t xml:space="preserve"> (</w:t>
+      </w:r>
+      <w:proofErr w:type="spellStart"/>
+      <w:r>
+        <w:t>cave</w:t>
+      </w:r>
+      <w:proofErr w:type="spellEnd"/>
+      <w:r>
+        <w:t xml:space="preserve">, </w:t>
+      </w:r>
+      <w:proofErr w:type="spellStart"/>
+      <w:r>
+        <w:t>snow</w:t>
+      </w:r>
+      <w:proofErr w:type="spellEnd"/>
+      <w:r>
+        <w:t>(</w:t>
+      </w:r>
+      <w:proofErr w:type="spellStart"/>
+      <w:r>
+        <w:t>snow</w:t>
+      </w:r>
+      <w:proofErr w:type="spellEnd"/>
+      <w:r>
+        <w:t xml:space="preserve"> </w:t>
+      </w:r>
+      <w:proofErr w:type="spellStart"/>
+      <w:r>
+        <w:t>variant</w:t>
+      </w:r>
+      <w:proofErr w:type="spellEnd"/>
+      <w:r>
+        <w:t>))</w:t>
+      </w:r>
+    </w:p>
+    <w:p>
+      <w:pPr>
+        <w:pStyle w:val="ListParagraph"/>
+        <w:numPr>
+          <w:ilvl w:val="0"/>
+          <w:numId w:val="3"/>
+        </w:numPr>
+      </w:pPr>
+      <w:proofErr w:type="spellStart"/>
+      <w:r>
+        <w:t>vampire</w:t>
+      </w:r>
+      <w:proofErr w:type="spellEnd"/>
+      <w:r>
+        <w:t xml:space="preserve"> (</w:t>
+      </w:r>
+      <w:proofErr w:type="spellStart"/>
+      <w:r>
+        <w:t>cave</w:t>
+      </w:r>
+      <w:proofErr w:type="spellEnd"/>
+      <w:r>
+        <w:t>(</w:t>
+      </w:r>
+      <w:proofErr w:type="spellStart"/>
+      <w:r>
+        <w:t>rare</w:t>
+      </w:r>
+      <w:proofErr w:type="spellEnd"/>
+      <w:r>
+        <w:t>))</w:t>
+      </w:r>
+    </w:p>
+    <w:p>
+      <w:pPr>
+        <w:pStyle w:val="ListParagraph"/>
+        <w:numPr>
+          <w:ilvl w:val="0"/>
+          <w:numId w:val="3"/>
+        </w:numPr>
+      </w:pPr>
+      <w:proofErr w:type="spellStart"/>
+      <w:r>
+        <w:t>bat</w:t>
+      </w:r>
+      <w:proofErr w:type="spellEnd"/>
+      <w:r>
+        <w:t>(</w:t>
+      </w:r>
+      <w:proofErr w:type="spellStart"/>
+      <w:r>
+        <w:t>cave</w:t>
+      </w:r>
+      <w:proofErr w:type="spellEnd"/>
+      <w:r>
+        <w:t>)</w:t>
+      </w:r>
+    </w:p>
+    <w:p>
+      <w:pPr>
+        <w:pStyle w:val="ListParagraph"/>
+        <w:numPr>
+          <w:ilvl w:val="0"/>
+          <w:numId w:val="3"/>
+        </w:numPr>
+      </w:pPr>
+      <w:proofErr w:type="spellStart"/>
+      <w:r>
+        <w:t>pharaoh’s</w:t>
+      </w:r>
+      <w:proofErr w:type="spellEnd"/>
+      <w:r>
+        <w:t xml:space="preserve"> </w:t>
+      </w:r>
+      <w:proofErr w:type="spellStart"/>
+      <w:r>
+        <w:t>minion</w:t>
+      </w:r>
+      <w:proofErr w:type="spellEnd"/>
+      <w:r>
+        <w:t xml:space="preserve"> (</w:t>
+      </w:r>
+      <w:proofErr w:type="spellStart"/>
+      <w:r>
+        <w:t>desert</w:t>
+      </w:r>
+      <w:proofErr w:type="spellEnd"/>
+      <w:r>
+        <w:t xml:space="preserve">) </w:t>
+      </w:r>
+      <w:proofErr w:type="spellStart"/>
+      <w:r>
+        <w:t>blm</w:t>
+      </w:r>
+      <w:proofErr w:type="spellEnd"/>
+      <w:r>
+        <w:t xml:space="preserve"> </w:t>
+      </w:r>
+      <w:proofErr w:type="spellStart"/>
+      <w:r>
+        <w:t>fix</w:t>
+      </w:r>
+      <w:proofErr w:type="spellEnd"/>
+    </w:p>
+    <w:p>
+      <w:proofErr w:type="spellStart"/>
+      <w:r>
+        <w:t>boss</w:t>
+      </w:r>
+      <w:proofErr w:type="spellEnd"/>
+      <w:r>
+        <w:t xml:space="preserve"> </w:t>
+      </w:r>
+      <w:proofErr w:type="spellStart"/>
+      <w:r>
+        <w:t>biome</w:t>
+      </w:r>
+      <w:proofErr w:type="spellEnd"/>
+      <w:r>
+        <w:t>:</w:t>
+      </w:r>
+    </w:p>
+    <w:p>
+      <w:pPr>
+        <w:pStyle w:val="ListParagraph"/>
+        <w:numPr>
+          <w:ilvl w:val="0"/>
+          <w:numId w:val="4"/>
+        </w:numPr>
+      </w:pPr>
+      <w:proofErr w:type="spellStart"/>
+      <w:r>
+        <w:t>grassland</w:t>
+      </w:r>
+      <w:proofErr w:type="spellEnd"/>
+      <w:r>
+        <w:t xml:space="preserve">: </w:t>
+      </w:r>
+    </w:p>
+    <w:p/>
+    <w:p>
       <w:proofErr w:type="spellStart"/>
       <w:r>
         <w:t>route</w:t>
@@ -439,7 +1403,13 @@
       </w:r>
       <w:proofErr w:type="spellEnd"/>
       <w:r>
-        <w:t xml:space="preserve"> (4, normal 1 </w:t>
+        <w:t xml:space="preserve"> (4 normal</w:t>
+      </w:r>
+      <w:r>
+        <w:t>,</w:t>
+      </w:r>
+      <w:r>
+        <w:t xml:space="preserve"> 1 </w:t>
       </w:r>
       <w:proofErr w:type="spellStart"/>
       <w:r>
@@ -448,6 +1418,43 @@
       <w:proofErr w:type="spellEnd"/>
       <w:r>
         <w:t xml:space="preserve"> level)</w:t>
+      </w:r>
+      <w:r>
+        <w:t>,</w:t>
+      </w:r>
+    </w:p>
+    <w:p>
+      <w:proofErr w:type="spellStart"/>
+      <w:r>
+        <w:t>route</w:t>
+      </w:r>
+      <w:proofErr w:type="spellEnd"/>
+      <w:r>
+        <w:t xml:space="preserve"> </w:t>
+      </w:r>
+      <w:proofErr w:type="spellStart"/>
+      <w:r>
+        <w:t>based</w:t>
+      </w:r>
+      <w:proofErr w:type="spellEnd"/>
+      <w:r>
+        <w:t xml:space="preserve"> level akan digunakan agar bisa pilih </w:t>
+      </w:r>
+      <w:proofErr w:type="spellStart"/>
+      <w:r>
+        <w:t>stage</w:t>
+      </w:r>
+      <w:proofErr w:type="spellEnd"/>
+      <w:r>
+        <w:t xml:space="preserve"> yang ingin dilanjutkan, sebagai variasi </w:t>
+      </w:r>
+      <w:proofErr w:type="spellStart"/>
+      <w:r>
+        <w:t>gameplay</w:t>
+      </w:r>
+      <w:proofErr w:type="spellEnd"/>
+      <w:r>
+        <w:t xml:space="preserve"> </w:t>
       </w:r>
     </w:p>
     <w:p>
@@ -563,10 +1570,7 @@
       </w:r>
       <w:proofErr w:type="spellEnd"/>
       <w:r>
-        <w:t xml:space="preserve"> </w:t>
-      </w:r>
-      <w:r>
-        <w:t>(</w:t>
+        <w:t xml:space="preserve"> (</w:t>
       </w:r>
       <w:proofErr w:type="spellStart"/>
       <w:r>
@@ -669,21 +1673,8 @@
       </w:r>
       <w:proofErr w:type="spellEnd"/>
       <w:r>
-        <w:t xml:space="preserve">) </w:t>
-      </w:r>
-      <w:proofErr w:type="spellStart"/>
-      <w:r>
-        <w:t>blm</w:t>
-      </w:r>
-      <w:proofErr w:type="spellEnd"/>
-      <w:r>
-        <w:t xml:space="preserve"> </w:t>
-      </w:r>
-      <w:proofErr w:type="spellStart"/>
-      <w:r>
-        <w:t>fix</w:t>
-      </w:r>
-      <w:proofErr w:type="spellEnd"/>
+        <w:t>)</w:t>
+      </w:r>
     </w:p>
     <w:p>
       <w:proofErr w:type="spellStart"/>
@@ -708,7 +1699,26 @@
       </w:r>
       <w:proofErr w:type="spellEnd"/>
       <w:r>
-        <w:t xml:space="preserve"> stop , normal level(20% level),</w:t>
+        <w:t xml:space="preserve"> stop </w:t>
+      </w:r>
+      <w:r>
+        <w:t xml:space="preserve">, 1sidequest </w:t>
+      </w:r>
+      <w:proofErr w:type="spellStart"/>
+      <w:r>
+        <w:t>npc</w:t>
+      </w:r>
+      <w:proofErr w:type="spellEnd"/>
+      <w:r>
+        <w:t xml:space="preserve"> per </w:t>
+      </w:r>
+      <w:proofErr w:type="spellStart"/>
+      <w:r>
+        <w:t>run</w:t>
+      </w:r>
+      <w:proofErr w:type="spellEnd"/>
+      <w:r>
+        <w:t xml:space="preserve"> ,</w:t>
       </w:r>
       <w:proofErr w:type="spellStart"/>
       <w:r>
@@ -718,10 +1728,14 @@
       <w:r>
         <w:t xml:space="preserve"> level)</w:t>
       </w:r>
-    </w:p>
-    <w:p>
-      <w:proofErr w:type="spellStart"/>
-      <w:r>
+      <w:r>
+        <w:t xml:space="preserve"> </w:t>
+      </w:r>
+    </w:p>
+    <w:p>
+      <w:proofErr w:type="spellStart"/>
+      <w:r>
+        <w:lastRenderedPageBreak/>
         <w:t>shop</w:t>
       </w:r>
       <w:proofErr w:type="spellEnd"/>
@@ -733,11 +1747,45 @@
         <w:t>function</w:t>
       </w:r>
       <w:proofErr w:type="spellEnd"/>
-    </w:p>
-    <w:p>
-      <w:proofErr w:type="spellStart"/>
-      <w:r>
-        <w:lastRenderedPageBreak/>
+      <w:r>
+        <w:t xml:space="preserve">( hanya untuk </w:t>
+      </w:r>
+      <w:proofErr w:type="spellStart"/>
+      <w:r>
+        <w:t>upgrade</w:t>
+      </w:r>
+      <w:proofErr w:type="spellEnd"/>
+      <w:r>
+        <w:t xml:space="preserve"> </w:t>
+      </w:r>
+      <w:proofErr w:type="spellStart"/>
+      <w:r>
+        <w:t>stat</w:t>
+      </w:r>
+      <w:proofErr w:type="spellEnd"/>
+      <w:r>
+        <w:t xml:space="preserve"> dan beli </w:t>
+      </w:r>
+      <w:proofErr w:type="spellStart"/>
+      <w:r>
+        <w:t>potion</w:t>
+      </w:r>
+      <w:proofErr w:type="spellEnd"/>
+      <w:r>
+        <w:t xml:space="preserve"> (langsung </w:t>
+      </w:r>
+      <w:proofErr w:type="spellStart"/>
+      <w:r>
+        <w:t>heal</w:t>
+      </w:r>
+      <w:proofErr w:type="spellEnd"/>
+      <w:r>
+        <w:t>) )</w:t>
+      </w:r>
+    </w:p>
+    <w:p>
+      <w:proofErr w:type="spellStart"/>
+      <w:r>
         <w:t>cooldown</w:t>
       </w:r>
       <w:proofErr w:type="spellEnd"/>
@@ -972,6 +2020,232 @@
     </w:lvl>
   </w:abstractNum>
   <w:abstractNum w:abstractNumId="1" w15:restartNumberingAfterBreak="0">
+    <w:nsid w:val="4A880FCA"/>
+    <w:multiLevelType w:val="hybridMultilevel"/>
+    <w:tmpl w:val="C75A4D5E"/>
+    <w:lvl w:ilvl="0" w:tplc="04210001">
+      <w:start w:val="1"/>
+      <w:numFmt w:val="bullet"/>
+      <w:lvlText w:val=""/>
+      <w:lvlJc w:val="left"/>
+      <w:pPr>
+        <w:ind w:left="720" w:hanging="360"/>
+      </w:pPr>
+      <w:rPr>
+        <w:rFonts w:ascii="Symbol" w:hAnsi="Symbol" w:hint="default"/>
+      </w:rPr>
+    </w:lvl>
+    <w:lvl w:ilvl="1" w:tplc="04210003" w:tentative="1">
+      <w:start w:val="1"/>
+      <w:numFmt w:val="bullet"/>
+      <w:lvlText w:val="o"/>
+      <w:lvlJc w:val="left"/>
+      <w:pPr>
+        <w:ind w:left="1440" w:hanging="360"/>
+      </w:pPr>
+      <w:rPr>
+        <w:rFonts w:ascii="Courier New" w:hAnsi="Courier New" w:cs="Courier New" w:hint="default"/>
+      </w:rPr>
+    </w:lvl>
+    <w:lvl w:ilvl="2" w:tplc="04210005" w:tentative="1">
+      <w:start w:val="1"/>
+      <w:numFmt w:val="bullet"/>
+      <w:lvlText w:val=""/>
+      <w:lvlJc w:val="left"/>
+      <w:pPr>
+        <w:ind w:left="2160" w:hanging="360"/>
+      </w:pPr>
+      <w:rPr>
+        <w:rFonts w:ascii="Wingdings" w:hAnsi="Wingdings" w:hint="default"/>
+      </w:rPr>
+    </w:lvl>
+    <w:lvl w:ilvl="3" w:tplc="04210001" w:tentative="1">
+      <w:start w:val="1"/>
+      <w:numFmt w:val="bullet"/>
+      <w:lvlText w:val=""/>
+      <w:lvlJc w:val="left"/>
+      <w:pPr>
+        <w:ind w:left="2880" w:hanging="360"/>
+      </w:pPr>
+      <w:rPr>
+        <w:rFonts w:ascii="Symbol" w:hAnsi="Symbol" w:hint="default"/>
+      </w:rPr>
+    </w:lvl>
+    <w:lvl w:ilvl="4" w:tplc="04210003" w:tentative="1">
+      <w:start w:val="1"/>
+      <w:numFmt w:val="bullet"/>
+      <w:lvlText w:val="o"/>
+      <w:lvlJc w:val="left"/>
+      <w:pPr>
+        <w:ind w:left="3600" w:hanging="360"/>
+      </w:pPr>
+      <w:rPr>
+        <w:rFonts w:ascii="Courier New" w:hAnsi="Courier New" w:cs="Courier New" w:hint="default"/>
+      </w:rPr>
+    </w:lvl>
+    <w:lvl w:ilvl="5" w:tplc="04210005" w:tentative="1">
+      <w:start w:val="1"/>
+      <w:numFmt w:val="bullet"/>
+      <w:lvlText w:val=""/>
+      <w:lvlJc w:val="left"/>
+      <w:pPr>
+        <w:ind w:left="4320" w:hanging="360"/>
+      </w:pPr>
+      <w:rPr>
+        <w:rFonts w:ascii="Wingdings" w:hAnsi="Wingdings" w:hint="default"/>
+      </w:rPr>
+    </w:lvl>
+    <w:lvl w:ilvl="6" w:tplc="04210001" w:tentative="1">
+      <w:start w:val="1"/>
+      <w:numFmt w:val="bullet"/>
+      <w:lvlText w:val=""/>
+      <w:lvlJc w:val="left"/>
+      <w:pPr>
+        <w:ind w:left="5040" w:hanging="360"/>
+      </w:pPr>
+      <w:rPr>
+        <w:rFonts w:ascii="Symbol" w:hAnsi="Symbol" w:hint="default"/>
+      </w:rPr>
+    </w:lvl>
+    <w:lvl w:ilvl="7" w:tplc="04210003" w:tentative="1">
+      <w:start w:val="1"/>
+      <w:numFmt w:val="bullet"/>
+      <w:lvlText w:val="o"/>
+      <w:lvlJc w:val="left"/>
+      <w:pPr>
+        <w:ind w:left="5760" w:hanging="360"/>
+      </w:pPr>
+      <w:rPr>
+        <w:rFonts w:ascii="Courier New" w:hAnsi="Courier New" w:cs="Courier New" w:hint="default"/>
+      </w:rPr>
+    </w:lvl>
+    <w:lvl w:ilvl="8" w:tplc="04210005" w:tentative="1">
+      <w:start w:val="1"/>
+      <w:numFmt w:val="bullet"/>
+      <w:lvlText w:val=""/>
+      <w:lvlJc w:val="left"/>
+      <w:pPr>
+        <w:ind w:left="6480" w:hanging="360"/>
+      </w:pPr>
+      <w:rPr>
+        <w:rFonts w:ascii="Wingdings" w:hAnsi="Wingdings" w:hint="default"/>
+      </w:rPr>
+    </w:lvl>
+  </w:abstractNum>
+  <w:abstractNum w:abstractNumId="2" w15:restartNumberingAfterBreak="0">
+    <w:nsid w:val="539D0372"/>
+    <w:multiLevelType w:val="hybridMultilevel"/>
+    <w:tmpl w:val="C5CA9366"/>
+    <w:lvl w:ilvl="0" w:tplc="04210001">
+      <w:start w:val="1"/>
+      <w:numFmt w:val="bullet"/>
+      <w:lvlText w:val=""/>
+      <w:lvlJc w:val="left"/>
+      <w:pPr>
+        <w:ind w:left="720" w:hanging="360"/>
+      </w:pPr>
+      <w:rPr>
+        <w:rFonts w:ascii="Symbol" w:hAnsi="Symbol" w:hint="default"/>
+      </w:rPr>
+    </w:lvl>
+    <w:lvl w:ilvl="1" w:tplc="04210003" w:tentative="1">
+      <w:start w:val="1"/>
+      <w:numFmt w:val="bullet"/>
+      <w:lvlText w:val="o"/>
+      <w:lvlJc w:val="left"/>
+      <w:pPr>
+        <w:ind w:left="1440" w:hanging="360"/>
+      </w:pPr>
+      <w:rPr>
+        <w:rFonts w:ascii="Courier New" w:hAnsi="Courier New" w:cs="Courier New" w:hint="default"/>
+      </w:rPr>
+    </w:lvl>
+    <w:lvl w:ilvl="2" w:tplc="04210005" w:tentative="1">
+      <w:start w:val="1"/>
+      <w:numFmt w:val="bullet"/>
+      <w:lvlText w:val=""/>
+      <w:lvlJc w:val="left"/>
+      <w:pPr>
+        <w:ind w:left="2160" w:hanging="360"/>
+      </w:pPr>
+      <w:rPr>
+        <w:rFonts w:ascii="Wingdings" w:hAnsi="Wingdings" w:hint="default"/>
+      </w:rPr>
+    </w:lvl>
+    <w:lvl w:ilvl="3" w:tplc="04210001" w:tentative="1">
+      <w:start w:val="1"/>
+      <w:numFmt w:val="bullet"/>
+      <w:lvlText w:val=""/>
+      <w:lvlJc w:val="left"/>
+      <w:pPr>
+        <w:ind w:left="2880" w:hanging="360"/>
+      </w:pPr>
+      <w:rPr>
+        <w:rFonts w:ascii="Symbol" w:hAnsi="Symbol" w:hint="default"/>
+      </w:rPr>
+    </w:lvl>
+    <w:lvl w:ilvl="4" w:tplc="04210003" w:tentative="1">
+      <w:start w:val="1"/>
+      <w:numFmt w:val="bullet"/>
+      <w:lvlText w:val="o"/>
+      <w:lvlJc w:val="left"/>
+      <w:pPr>
+        <w:ind w:left="3600" w:hanging="360"/>
+      </w:pPr>
+      <w:rPr>
+        <w:rFonts w:ascii="Courier New" w:hAnsi="Courier New" w:cs="Courier New" w:hint="default"/>
+      </w:rPr>
+    </w:lvl>
+    <w:lvl w:ilvl="5" w:tplc="04210005" w:tentative="1">
+      <w:start w:val="1"/>
+      <w:numFmt w:val="bullet"/>
+      <w:lvlText w:val=""/>
+      <w:lvlJc w:val="left"/>
+      <w:pPr>
+        <w:ind w:left="4320" w:hanging="360"/>
+      </w:pPr>
+      <w:rPr>
+        <w:rFonts w:ascii="Wingdings" w:hAnsi="Wingdings" w:hint="default"/>
+      </w:rPr>
+    </w:lvl>
+    <w:lvl w:ilvl="6" w:tplc="04210001" w:tentative="1">
+      <w:start w:val="1"/>
+      <w:numFmt w:val="bullet"/>
+      <w:lvlText w:val=""/>
+      <w:lvlJc w:val="left"/>
+      <w:pPr>
+        <w:ind w:left="5040" w:hanging="360"/>
+      </w:pPr>
+      <w:rPr>
+        <w:rFonts w:ascii="Symbol" w:hAnsi="Symbol" w:hint="default"/>
+      </w:rPr>
+    </w:lvl>
+    <w:lvl w:ilvl="7" w:tplc="04210003" w:tentative="1">
+      <w:start w:val="1"/>
+      <w:numFmt w:val="bullet"/>
+      <w:lvlText w:val="o"/>
+      <w:lvlJc w:val="left"/>
+      <w:pPr>
+        <w:ind w:left="5760" w:hanging="360"/>
+      </w:pPr>
+      <w:rPr>
+        <w:rFonts w:ascii="Courier New" w:hAnsi="Courier New" w:cs="Courier New" w:hint="default"/>
+      </w:rPr>
+    </w:lvl>
+    <w:lvl w:ilvl="8" w:tplc="04210005" w:tentative="1">
+      <w:start w:val="1"/>
+      <w:numFmt w:val="bullet"/>
+      <w:lvlText w:val=""/>
+      <w:lvlJc w:val="left"/>
+      <w:pPr>
+        <w:ind w:left="6480" w:hanging="360"/>
+      </w:pPr>
+      <w:rPr>
+        <w:rFonts w:ascii="Wingdings" w:hAnsi="Wingdings" w:hint="default"/>
+      </w:rPr>
+    </w:lvl>
+  </w:abstractNum>
+  <w:abstractNum w:abstractNumId="3" w15:restartNumberingAfterBreak="0">
     <w:nsid w:val="5AA1269D"/>
     <w:multiLevelType w:val="multilevel"/>
     <w:tmpl w:val="247610AE"/>
@@ -1124,6 +2398,12 @@
     <w:abstractNumId w:val="0"/>
   </w:num>
   <w:num w:numId="2" w16cid:durableId="553006909">
+    <w:abstractNumId w:val="3"/>
+  </w:num>
+  <w:num w:numId="3" w16cid:durableId="1064913786">
+    <w:abstractNumId w:val="2"/>
+  </w:num>
+  <w:num w:numId="4" w16cid:durableId="1106386593">
     <w:abstractNumId w:val="1"/>
   </w:num>
 </w:numbering>
@@ -1732,6 +3012,7 @@
   <w:style w:type="character" w:default="1" w:styleId="DefaultParagraphFont">
     <w:name w:val="Default Paragraph Font"/>
     <w:uiPriority w:val="1"/>
+    <w:semiHidden/>
     <w:unhideWhenUsed/>
   </w:style>
   <w:style w:type="table" w:default="1" w:styleId="TableNormal">

--- a/proposal game prog istts.docx
+++ b/proposal game prog istts.docx
@@ -4,397 +4,137 @@
   <w:body>
     <w:p>
       <w:r>
-        <w:t xml:space="preserve">proposal </w:t>
-      </w:r>
-      <w:proofErr w:type="spellStart"/>
-      <w:r>
-        <w:t>game</w:t>
-      </w:r>
-      <w:proofErr w:type="spellEnd"/>
+        <w:t>proposal game prog istts</w:t>
+      </w:r>
+    </w:p>
+    <w:p>
+      <w:r>
+        <w:t xml:space="preserve">member: </w:t>
+      </w:r>
+    </w:p>
+    <w:p>
+      <w:r>
+        <w:t>-richard hadiyanto 222117055</w:t>
+      </w:r>
+    </w:p>
+    <w:p>
+      <w:r>
+        <w:t>-ignatius bryant 222117029</w:t>
+      </w:r>
+    </w:p>
+    <w:p>
+      <w:r>
+        <w:t xml:space="preserve">-reynard kamadjaja 222117054 </w:t>
+      </w:r>
+    </w:p>
+    <w:p>
+      <w:r>
+        <w:t xml:space="preserve">- thio richcie tumundo </w:t>
+      </w:r>
+      <w:r>
+        <w:t>222117065</w:t>
+      </w:r>
+    </w:p>
+    <w:p/>
+    <w:p>
+      <w:r>
+        <w:br w:type="page"/>
+      </w:r>
+    </w:p>
+    <w:p>
+      <w:r>
+        <w:lastRenderedPageBreak/>
+        <w:t xml:space="preserve">game project </w:t>
+      </w:r>
+    </w:p>
+    <w:p>
+      <w:r>
+        <w:t>tema : 2d , roguelike, sidescroller, platformer, role-play</w:t>
+      </w:r>
+      <w:r>
+        <w:t xml:space="preserve">, level based, </w:t>
+      </w:r>
+    </w:p>
+    <w:p>
+      <w:r>
+        <w:t>game engine : godot</w:t>
+      </w:r>
+    </w:p>
+    <w:p>
+      <w:r>
+        <w:t>asset : itch.io</w:t>
+      </w:r>
+    </w:p>
+    <w:p>
+      <w:r>
+        <w:t xml:space="preserve">gameplay </w:t>
+      </w:r>
+      <w:r>
+        <w:t>(garis besar story)</w:t>
+      </w:r>
+      <w:r>
+        <w:t xml:space="preserve">: </w:t>
+      </w:r>
+    </w:p>
+    <w:p>
+      <w:r>
+        <w:t>anda bermain jadi</w:t>
+      </w:r>
+      <w:r>
+        <w:t xml:space="preserve"> sebuah mercenary</w:t>
+      </w:r>
+      <w:r>
+        <w:t xml:space="preserve"> (3 class playable)</w:t>
+      </w:r>
+      <w:r>
+        <w:t xml:space="preserve"> bertujuan mengalahkan</w:t>
+      </w:r>
+      <w:r>
+        <w:t xml:space="preserve"> raja</w:t>
+      </w:r>
+      <w:r>
+        <w:t xml:space="preserve"> (king bob dan king bob jr.)</w:t>
+      </w:r>
+      <w:r>
+        <w:t xml:space="preserve"> dari kerajaan lain karena telah </w:t>
+      </w:r>
+      <w:r>
+        <w:t xml:space="preserve">melakukan </w:t>
+      </w:r>
+      <w:r>
+        <w:t>penjajahan terhadap negara player.</w:t>
+      </w:r>
       <w:r>
         <w:t xml:space="preserve"> </w:t>
       </w:r>
-      <w:proofErr w:type="spellStart"/>
-      <w:r>
-        <w:t>prog</w:t>
-      </w:r>
-      <w:proofErr w:type="spellEnd"/>
-      <w:r>
-        <w:t xml:space="preserve"> </w:t>
-      </w:r>
-      <w:proofErr w:type="spellStart"/>
-      <w:r>
-        <w:t>istts</w:t>
-      </w:r>
-      <w:proofErr w:type="spellEnd"/>
-    </w:p>
-    <w:p>
-      <w:proofErr w:type="spellStart"/>
-      <w:r>
-        <w:t>member</w:t>
-      </w:r>
-      <w:proofErr w:type="spellEnd"/>
-      <w:r>
-        <w:t xml:space="preserve">: </w:t>
-      </w:r>
-    </w:p>
-    <w:p>
-      <w:r>
-        <w:t xml:space="preserve">-richard </w:t>
-      </w:r>
-      <w:proofErr w:type="spellStart"/>
-      <w:r>
-        <w:t>hadiyanto</w:t>
-      </w:r>
-      <w:proofErr w:type="spellEnd"/>
-      <w:r>
-        <w:t xml:space="preserve"> 222117055</w:t>
-      </w:r>
-    </w:p>
-    <w:p>
-      <w:r>
-        <w:t>-</w:t>
-      </w:r>
-      <w:proofErr w:type="spellStart"/>
-      <w:r>
-        <w:t>ignatius</w:t>
-      </w:r>
-      <w:proofErr w:type="spellEnd"/>
-      <w:r>
-        <w:t xml:space="preserve"> </w:t>
-      </w:r>
-      <w:proofErr w:type="spellStart"/>
-      <w:r>
-        <w:t>bryant</w:t>
-      </w:r>
-      <w:proofErr w:type="spellEnd"/>
-      <w:r>
-        <w:t xml:space="preserve"> 222117029</w:t>
-      </w:r>
-    </w:p>
-    <w:p>
-      <w:r>
-        <w:t>-</w:t>
-      </w:r>
-      <w:proofErr w:type="spellStart"/>
-      <w:r>
-        <w:t>reynard</w:t>
-      </w:r>
-      <w:proofErr w:type="spellEnd"/>
-      <w:r>
-        <w:t xml:space="preserve"> </w:t>
-      </w:r>
-      <w:proofErr w:type="spellStart"/>
-      <w:r>
-        <w:t>kamadjaja</w:t>
-      </w:r>
-      <w:proofErr w:type="spellEnd"/>
-      <w:r>
-        <w:t xml:space="preserve"> 222117054 </w:t>
-      </w:r>
-    </w:p>
-    <w:p>
-      <w:r>
-        <w:t xml:space="preserve">- </w:t>
-      </w:r>
-      <w:proofErr w:type="spellStart"/>
-      <w:r>
-        <w:t>thio</w:t>
-      </w:r>
-      <w:proofErr w:type="spellEnd"/>
-      <w:r>
-        <w:t xml:space="preserve"> </w:t>
-      </w:r>
-      <w:proofErr w:type="spellStart"/>
-      <w:r>
-        <w:t>richcie</w:t>
-      </w:r>
-      <w:proofErr w:type="spellEnd"/>
-      <w:r>
-        <w:t xml:space="preserve"> </w:t>
-      </w:r>
-      <w:proofErr w:type="spellStart"/>
-      <w:r>
-        <w:t>tumundo</w:t>
-      </w:r>
-      <w:proofErr w:type="spellEnd"/>
-      <w:r>
-        <w:t xml:space="preserve"> </w:t>
+      <w:r>
+        <w:t>setiap monster dan boss yg ada di biome di kontrol s</w:t>
+      </w:r>
+      <w:r>
+        <w:t>a</w:t>
+      </w:r>
+      <w:r>
+        <w:t>m</w:t>
+      </w:r>
+      <w:r>
+        <w:t>a</w:t>
+      </w:r>
+      <w:r>
+        <w:t xml:space="preserve"> kerajaan</w:t>
+      </w:r>
+      <w:r>
+        <w:t>,</w:t>
       </w:r>
     </w:p>
     <w:p/>
     <w:p>
       <w:r>
-        <w:br w:type="page"/>
-      </w:r>
-    </w:p>
-    <w:p>
-      <w:proofErr w:type="spellStart"/>
-      <w:r>
-        <w:lastRenderedPageBreak/>
-        <w:t>game</w:t>
-      </w:r>
-      <w:proofErr w:type="spellEnd"/>
-      <w:r>
-        <w:t xml:space="preserve"> </w:t>
-      </w:r>
-      <w:proofErr w:type="spellStart"/>
-      <w:r>
-        <w:t>project</w:t>
-      </w:r>
-      <w:proofErr w:type="spellEnd"/>
-      <w:r>
-        <w:t xml:space="preserve"> </w:t>
-      </w:r>
-    </w:p>
-    <w:p>
-      <w:r>
-        <w:t xml:space="preserve">tema : 2d , </w:t>
-      </w:r>
-      <w:proofErr w:type="spellStart"/>
-      <w:r>
-        <w:t>roguelike</w:t>
-      </w:r>
-      <w:proofErr w:type="spellEnd"/>
-      <w:r>
-        <w:t xml:space="preserve">, </w:t>
-      </w:r>
-      <w:proofErr w:type="spellStart"/>
-      <w:r>
-        <w:t>sidescroller</w:t>
-      </w:r>
-      <w:proofErr w:type="spellEnd"/>
-      <w:r>
-        <w:t xml:space="preserve">, </w:t>
-      </w:r>
-      <w:proofErr w:type="spellStart"/>
-      <w:r>
-        <w:t>platformer</w:t>
-      </w:r>
-      <w:proofErr w:type="spellEnd"/>
-      <w:r>
-        <w:t xml:space="preserve">, </w:t>
-      </w:r>
-      <w:proofErr w:type="spellStart"/>
-      <w:r>
-        <w:t>role-play</w:t>
-      </w:r>
-      <w:proofErr w:type="spellEnd"/>
-      <w:r>
-        <w:t xml:space="preserve">, level </w:t>
-      </w:r>
-      <w:proofErr w:type="spellStart"/>
-      <w:r>
-        <w:t>based</w:t>
-      </w:r>
-      <w:proofErr w:type="spellEnd"/>
-      <w:r>
-        <w:t xml:space="preserve">, </w:t>
-      </w:r>
-    </w:p>
-    <w:p>
-      <w:proofErr w:type="spellStart"/>
-      <w:r>
-        <w:t>game</w:t>
-      </w:r>
-      <w:proofErr w:type="spellEnd"/>
-      <w:r>
-        <w:t xml:space="preserve"> </w:t>
-      </w:r>
-      <w:proofErr w:type="spellStart"/>
-      <w:r>
-        <w:t>engine</w:t>
-      </w:r>
-      <w:proofErr w:type="spellEnd"/>
-      <w:r>
-        <w:t xml:space="preserve"> : godot</w:t>
-      </w:r>
-    </w:p>
-    <w:p>
-      <w:proofErr w:type="spellStart"/>
-      <w:r>
-        <w:t>asset</w:t>
-      </w:r>
-      <w:proofErr w:type="spellEnd"/>
-      <w:r>
-        <w:t xml:space="preserve"> : itch.io</w:t>
-      </w:r>
-    </w:p>
-    <w:p>
-      <w:proofErr w:type="spellStart"/>
-      <w:r>
-        <w:t>gameplay</w:t>
-      </w:r>
-      <w:proofErr w:type="spellEnd"/>
-      <w:r>
-        <w:t xml:space="preserve"> </w:t>
-      </w:r>
-      <w:r>
-        <w:t xml:space="preserve">(garis besar </w:t>
-      </w:r>
-      <w:proofErr w:type="spellStart"/>
-      <w:r>
-        <w:t>story</w:t>
-      </w:r>
-      <w:proofErr w:type="spellEnd"/>
-      <w:r>
-        <w:t>)</w:t>
-      </w:r>
-      <w:r>
-        <w:t xml:space="preserve">: </w:t>
-      </w:r>
-    </w:p>
-    <w:p>
-      <w:proofErr w:type="spellStart"/>
-      <w:r>
-        <w:t>anda</w:t>
-      </w:r>
-      <w:proofErr w:type="spellEnd"/>
-      <w:r>
-        <w:t xml:space="preserve"> bermain jadi</w:t>
-      </w:r>
-      <w:r>
-        <w:t xml:space="preserve"> sebuah </w:t>
-      </w:r>
-      <w:proofErr w:type="spellStart"/>
-      <w:r>
-        <w:t>mercenary</w:t>
-      </w:r>
-      <w:proofErr w:type="spellEnd"/>
-      <w:r>
-        <w:t xml:space="preserve"> (3 </w:t>
-      </w:r>
-      <w:proofErr w:type="spellStart"/>
-      <w:r>
-        <w:t>class</w:t>
-      </w:r>
-      <w:proofErr w:type="spellEnd"/>
-      <w:r>
-        <w:t xml:space="preserve"> </w:t>
-      </w:r>
-      <w:proofErr w:type="spellStart"/>
-      <w:r>
-        <w:t>playable</w:t>
-      </w:r>
-      <w:proofErr w:type="spellEnd"/>
-      <w:r>
-        <w:t>)</w:t>
-      </w:r>
-      <w:r>
-        <w:t xml:space="preserve"> bertujuan mengalahkan</w:t>
-      </w:r>
-      <w:r>
-        <w:t xml:space="preserve"> raja</w:t>
-      </w:r>
-      <w:r>
-        <w:t xml:space="preserve"> (</w:t>
-      </w:r>
-      <w:proofErr w:type="spellStart"/>
-      <w:r>
-        <w:t>king</w:t>
-      </w:r>
-      <w:proofErr w:type="spellEnd"/>
-      <w:r>
-        <w:t xml:space="preserve"> bob dan </w:t>
-      </w:r>
-      <w:proofErr w:type="spellStart"/>
-      <w:r>
-        <w:t>king</w:t>
-      </w:r>
-      <w:proofErr w:type="spellEnd"/>
-      <w:r>
-        <w:t xml:space="preserve"> bob </w:t>
-      </w:r>
-      <w:proofErr w:type="spellStart"/>
-      <w:r>
-        <w:t>jr.</w:t>
-      </w:r>
-      <w:proofErr w:type="spellEnd"/>
-      <w:r>
-        <w:t>)</w:t>
-      </w:r>
-      <w:r>
-        <w:t xml:space="preserve"> dari kerajaan lain karena telah </w:t>
-      </w:r>
-      <w:r>
-        <w:t xml:space="preserve">melakukan </w:t>
-      </w:r>
-      <w:r>
-        <w:t xml:space="preserve">penjajahan terhadap negara </w:t>
-      </w:r>
-      <w:proofErr w:type="spellStart"/>
-      <w:r>
-        <w:t>player</w:t>
-      </w:r>
-      <w:proofErr w:type="spellEnd"/>
-      <w:r>
-        <w:t>.</w:t>
-      </w:r>
-      <w:r>
-        <w:t xml:space="preserve"> </w:t>
-      </w:r>
-      <w:r>
-        <w:t xml:space="preserve">setiap monster dan </w:t>
-      </w:r>
-      <w:proofErr w:type="spellStart"/>
-      <w:r>
-        <w:t>boss</w:t>
-      </w:r>
-      <w:proofErr w:type="spellEnd"/>
-      <w:r>
-        <w:t xml:space="preserve"> </w:t>
-      </w:r>
-      <w:proofErr w:type="spellStart"/>
-      <w:r>
-        <w:t>yg</w:t>
-      </w:r>
-      <w:proofErr w:type="spellEnd"/>
-      <w:r>
-        <w:t xml:space="preserve"> ada di </w:t>
-      </w:r>
-      <w:proofErr w:type="spellStart"/>
-      <w:r>
-        <w:t>biome</w:t>
-      </w:r>
-      <w:proofErr w:type="spellEnd"/>
-      <w:r>
-        <w:t xml:space="preserve"> di kontrol s</w:t>
-      </w:r>
-      <w:r>
-        <w:t>a</w:t>
-      </w:r>
-      <w:r>
-        <w:t>m</w:t>
-      </w:r>
-      <w:r>
-        <w:t>a</w:t>
-      </w:r>
-      <w:r>
-        <w:t xml:space="preserve"> kerajaan</w:t>
-      </w:r>
-      <w:r>
-        <w:t>,</w:t>
-      </w:r>
-    </w:p>
-    <w:p/>
-    <w:p>
-      <w:proofErr w:type="spellStart"/>
-      <w:r>
-        <w:t>gameplay</w:t>
-      </w:r>
-      <w:proofErr w:type="spellEnd"/>
-      <w:r>
-        <w:t xml:space="preserve"> fitur: </w:t>
-      </w:r>
-    </w:p>
-    <w:p>
-      <w:proofErr w:type="spellStart"/>
-      <w:r>
-        <w:t>biome</w:t>
-      </w:r>
-      <w:proofErr w:type="spellEnd"/>
-      <w:r>
-        <w:t xml:space="preserve"> : </w:t>
+        <w:t xml:space="preserve">gameplay fitur: </w:t>
+      </w:r>
+    </w:p>
+    <w:p>
+      <w:r>
+        <w:t xml:space="preserve">biome : </w:t>
       </w:r>
     </w:p>
     <w:p>
@@ -404,21 +144,11 @@
           <w:numId w:val="2"/>
         </w:numPr>
       </w:pPr>
-      <w:proofErr w:type="spellStart"/>
       <w:r>
         <w:t>grassland</w:t>
       </w:r>
-      <w:proofErr w:type="spellEnd"/>
-      <w:r>
-        <w:t xml:space="preserve"> (</w:t>
-      </w:r>
-      <w:proofErr w:type="spellStart"/>
-      <w:r>
-        <w:t>difficulty</w:t>
-      </w:r>
-      <w:proofErr w:type="spellEnd"/>
-      <w:r>
-        <w:t xml:space="preserve"> 1)</w:t>
+      <w:r>
+        <w:t xml:space="preserve"> (difficulty 1)</w:t>
       </w:r>
     </w:p>
     <w:p>
@@ -428,32 +158,14 @@
           <w:numId w:val="2"/>
         </w:numPr>
       </w:pPr>
-      <w:proofErr w:type="spellStart"/>
-      <w:r>
-        <w:t>snow</w:t>
-      </w:r>
-      <w:proofErr w:type="spellEnd"/>
+      <w:r>
+        <w:t>snow mountain</w:t>
+      </w:r>
       <w:r>
         <w:t xml:space="preserve"> </w:t>
       </w:r>
-      <w:proofErr w:type="spellStart"/>
-      <w:r>
-        <w:t>mountain</w:t>
-      </w:r>
-      <w:proofErr w:type="spellEnd"/>
-      <w:r>
-        <w:t xml:space="preserve"> </w:t>
-      </w:r>
-      <w:r>
-        <w:t>(</w:t>
-      </w:r>
-      <w:proofErr w:type="spellStart"/>
-      <w:r>
-        <w:t>difficulty</w:t>
-      </w:r>
-      <w:proofErr w:type="spellEnd"/>
-      <w:r>
-        <w:t xml:space="preserve"> </w:t>
+      <w:r>
+        <w:t xml:space="preserve">(difficulty </w:t>
       </w:r>
       <w:r>
         <w:t>3</w:t>
@@ -469,24 +181,14 @@
           <w:numId w:val="2"/>
         </w:numPr>
       </w:pPr>
-      <w:proofErr w:type="spellStart"/>
       <w:r>
         <w:t>forest</w:t>
       </w:r>
-      <w:proofErr w:type="spellEnd"/>
       <w:r>
         <w:t xml:space="preserve"> </w:t>
       </w:r>
       <w:r>
-        <w:t>(</w:t>
-      </w:r>
-      <w:proofErr w:type="spellStart"/>
-      <w:r>
-        <w:t>difficulty</w:t>
-      </w:r>
-      <w:proofErr w:type="spellEnd"/>
-      <w:r>
-        <w:t xml:space="preserve"> </w:t>
+        <w:t xml:space="preserve">(difficulty </w:t>
       </w:r>
       <w:r>
         <w:t>2</w:t>
@@ -502,24 +204,14 @@
           <w:numId w:val="2"/>
         </w:numPr>
       </w:pPr>
-      <w:proofErr w:type="spellStart"/>
       <w:r>
         <w:t>cave</w:t>
       </w:r>
-      <w:proofErr w:type="spellEnd"/>
       <w:r>
         <w:t xml:space="preserve"> </w:t>
       </w:r>
       <w:r>
-        <w:t>(</w:t>
-      </w:r>
-      <w:proofErr w:type="spellStart"/>
-      <w:r>
-        <w:t>difficulty</w:t>
-      </w:r>
-      <w:proofErr w:type="spellEnd"/>
-      <w:r>
-        <w:t xml:space="preserve"> </w:t>
+        <w:t xml:space="preserve">(difficulty </w:t>
       </w:r>
       <w:r>
         <w:t>3</w:t>
@@ -535,24 +227,14 @@
           <w:numId w:val="2"/>
         </w:numPr>
       </w:pPr>
-      <w:proofErr w:type="spellStart"/>
       <w:r>
         <w:t>coastal</w:t>
       </w:r>
-      <w:proofErr w:type="spellEnd"/>
       <w:r>
         <w:t xml:space="preserve"> </w:t>
       </w:r>
       <w:r>
-        <w:t>(</w:t>
-      </w:r>
-      <w:proofErr w:type="spellStart"/>
-      <w:r>
-        <w:t>difficulty</w:t>
-      </w:r>
-      <w:proofErr w:type="spellEnd"/>
-      <w:r>
-        <w:t xml:space="preserve"> </w:t>
+        <w:t xml:space="preserve">(difficulty </w:t>
       </w:r>
       <w:r>
         <w:t>4</w:t>
@@ -568,24 +250,14 @@
           <w:numId w:val="2"/>
         </w:numPr>
       </w:pPr>
-      <w:proofErr w:type="spellStart"/>
       <w:r>
         <w:t>desert</w:t>
       </w:r>
-      <w:proofErr w:type="spellEnd"/>
       <w:r>
         <w:t xml:space="preserve"> </w:t>
       </w:r>
       <w:r>
-        <w:t>(</w:t>
-      </w:r>
-      <w:proofErr w:type="spellStart"/>
-      <w:r>
-        <w:t>difficulty</w:t>
-      </w:r>
-      <w:proofErr w:type="spellEnd"/>
-      <w:r>
-        <w:t xml:space="preserve"> </w:t>
+        <w:t xml:space="preserve">(difficulty </w:t>
       </w:r>
       <w:r>
         <w:t>5</w:t>
@@ -595,384 +267,39 @@
       </w:r>
     </w:p>
     <w:p>
-      <w:proofErr w:type="spellStart"/>
-      <w:r>
-        <w:t>biome</w:t>
-      </w:r>
-      <w:proofErr w:type="spellEnd"/>
-      <w:r>
-        <w:t xml:space="preserve"> </w:t>
-      </w:r>
-      <w:proofErr w:type="spellStart"/>
-      <w:r>
-        <w:t>disini</w:t>
-      </w:r>
-      <w:proofErr w:type="spellEnd"/>
-      <w:r>
-        <w:t xml:space="preserve"> akan ada total 6 </w:t>
-      </w:r>
-      <w:proofErr w:type="spellStart"/>
-      <w:r>
-        <w:t>biome</w:t>
-      </w:r>
-      <w:proofErr w:type="spellEnd"/>
-      <w:r>
-        <w:t xml:space="preserve"> yang mencakup dari </w:t>
-      </w:r>
-      <w:proofErr w:type="spellStart"/>
-      <w:r>
-        <w:t>grass</w:t>
-      </w:r>
-      <w:proofErr w:type="spellEnd"/>
-      <w:r>
-        <w:t xml:space="preserve"> </w:t>
-      </w:r>
-      <w:proofErr w:type="spellStart"/>
-      <w:r>
-        <w:t>land</w:t>
-      </w:r>
-      <w:proofErr w:type="spellEnd"/>
-      <w:r>
-        <w:t xml:space="preserve"> , </w:t>
-      </w:r>
-      <w:proofErr w:type="spellStart"/>
-      <w:r>
-        <w:t>snow</w:t>
-      </w:r>
-      <w:proofErr w:type="spellEnd"/>
-      <w:r>
-        <w:t xml:space="preserve"> </w:t>
-      </w:r>
-      <w:proofErr w:type="spellStart"/>
-      <w:r>
-        <w:t>mountain</w:t>
-      </w:r>
-      <w:proofErr w:type="spellEnd"/>
-      <w:r>
-        <w:t xml:space="preserve"> </w:t>
-      </w:r>
-      <w:proofErr w:type="spellStart"/>
-      <w:r>
-        <w:t>forest</w:t>
-      </w:r>
-      <w:proofErr w:type="spellEnd"/>
-      <w:r>
-        <w:t xml:space="preserve"> </w:t>
-      </w:r>
-      <w:proofErr w:type="spellStart"/>
-      <w:r>
-        <w:t>cave</w:t>
-      </w:r>
-      <w:proofErr w:type="spellEnd"/>
-      <w:r>
-        <w:t xml:space="preserve">, </w:t>
-      </w:r>
-      <w:proofErr w:type="spellStart"/>
-      <w:r>
-        <w:t>coastal</w:t>
-      </w:r>
-      <w:proofErr w:type="spellEnd"/>
-      <w:r>
-        <w:t xml:space="preserve"> dan </w:t>
-      </w:r>
-      <w:proofErr w:type="spellStart"/>
-      <w:r>
-        <w:t>desert</w:t>
-      </w:r>
-      <w:proofErr w:type="spellEnd"/>
-      <w:r>
-        <w:t>.</w:t>
-      </w:r>
-    </w:p>
-    <w:p>
-      <w:proofErr w:type="spellStart"/>
-      <w:r>
-        <w:t>disetiap</w:t>
-      </w:r>
-      <w:proofErr w:type="spellEnd"/>
-      <w:r>
-        <w:t xml:space="preserve"> </w:t>
-      </w:r>
-      <w:proofErr w:type="spellStart"/>
-      <w:r>
-        <w:t>biome</w:t>
-      </w:r>
-      <w:proofErr w:type="spellEnd"/>
-      <w:r>
-        <w:t xml:space="preserve"> akan ada </w:t>
-      </w:r>
-      <w:proofErr w:type="spellStart"/>
-      <w:r>
-        <w:t>difficulty</w:t>
-      </w:r>
-      <w:proofErr w:type="spellEnd"/>
-      <w:r>
-        <w:t xml:space="preserve"> tersendiri </w:t>
-      </w:r>
-      <w:proofErr w:type="spellStart"/>
-      <w:r>
-        <w:t>dirating</w:t>
-      </w:r>
-      <w:proofErr w:type="spellEnd"/>
-      <w:r>
-        <w:t xml:space="preserve"> dari 1 – 5 , dari </w:t>
-      </w:r>
-      <w:proofErr w:type="spellStart"/>
-      <w:r>
-        <w:t>grassland</w:t>
-      </w:r>
-      <w:proofErr w:type="spellEnd"/>
-      <w:r>
-        <w:t xml:space="preserve"> paling mudah , </w:t>
-      </w:r>
-      <w:proofErr w:type="spellStart"/>
-      <w:r>
-        <w:t>desert</w:t>
-      </w:r>
-      <w:proofErr w:type="spellEnd"/>
-      <w:r>
-        <w:t xml:space="preserve">  paling susah .</w:t>
-      </w:r>
-    </w:p>
-    <w:p>
-      <w:proofErr w:type="spellStart"/>
-      <w:r>
-        <w:t>difficulty</w:t>
-      </w:r>
-      <w:proofErr w:type="spellEnd"/>
-      <w:r>
-        <w:t xml:space="preserve"> di sini akan di </w:t>
-      </w:r>
-      <w:proofErr w:type="spellStart"/>
-      <w:r>
-        <w:t>rating</w:t>
-      </w:r>
-      <w:proofErr w:type="spellEnd"/>
-      <w:r>
-        <w:t xml:space="preserve"> dari beberapa faktor (musuh, map, </w:t>
-      </w:r>
-      <w:proofErr w:type="spellStart"/>
-      <w:r>
-        <w:t>debuff</w:t>
-      </w:r>
-      <w:proofErr w:type="spellEnd"/>
-      <w:r>
-        <w:t xml:space="preserve"> map)</w:t>
-      </w:r>
-    </w:p>
-    <w:p>
-      <w:r>
-        <w:t xml:space="preserve">mulai dari </w:t>
-      </w:r>
-      <w:proofErr w:type="spellStart"/>
-      <w:r>
-        <w:t>difficulty</w:t>
-      </w:r>
-      <w:proofErr w:type="spellEnd"/>
-      <w:r>
-        <w:t xml:space="preserve"> 2 </w:t>
-      </w:r>
-      <w:proofErr w:type="spellStart"/>
-      <w:r>
-        <w:t>forest</w:t>
-      </w:r>
-      <w:proofErr w:type="spellEnd"/>
-      <w:r>
-        <w:t xml:space="preserve">, akan dinaikkan tingkat kesusahan dari map yang lebih </w:t>
-      </w:r>
-      <w:proofErr w:type="spellStart"/>
-      <w:r>
-        <w:t>susah.Pada</w:t>
-      </w:r>
-      <w:proofErr w:type="spellEnd"/>
-      <w:r>
-        <w:t xml:space="preserve"> </w:t>
-      </w:r>
-      <w:proofErr w:type="spellStart"/>
-      <w:r>
-        <w:t>cave</w:t>
-      </w:r>
-      <w:proofErr w:type="spellEnd"/>
-      <w:r>
-        <w:t xml:space="preserve"> , map lebih sempit dari </w:t>
-      </w:r>
-      <w:proofErr w:type="spellStart"/>
-      <w:r>
-        <w:t>forest</w:t>
-      </w:r>
-      <w:proofErr w:type="spellEnd"/>
-      <w:r>
-        <w:t xml:space="preserve"> tapi tidak banyak </w:t>
-      </w:r>
-      <w:proofErr w:type="spellStart"/>
-      <w:r>
-        <w:t>obstacle</w:t>
-      </w:r>
-      <w:proofErr w:type="spellEnd"/>
-      <w:r>
-        <w:t>, musuhnya akan lebih bervariasi( udara dan darat),</w:t>
-      </w:r>
-    </w:p>
-    <w:p>
-      <w:proofErr w:type="spellStart"/>
-      <w:r>
-        <w:t>snow</w:t>
-      </w:r>
-      <w:proofErr w:type="spellEnd"/>
-      <w:r>
-        <w:t xml:space="preserve"> </w:t>
-      </w:r>
-      <w:proofErr w:type="spellStart"/>
-      <w:r>
-        <w:t>mountain</w:t>
-      </w:r>
-      <w:proofErr w:type="spellEnd"/>
-      <w:r>
-        <w:t xml:space="preserve"> akan kena </w:t>
-      </w:r>
-      <w:proofErr w:type="spellStart"/>
-      <w:r>
-        <w:t>debuff</w:t>
-      </w:r>
-      <w:proofErr w:type="spellEnd"/>
-      <w:r>
-        <w:t xml:space="preserve"> pada </w:t>
-      </w:r>
-      <w:proofErr w:type="spellStart"/>
-      <w:r>
-        <w:t>stage</w:t>
-      </w:r>
-      <w:proofErr w:type="spellEnd"/>
-      <w:r>
-        <w:t xml:space="preserve"> itu </w:t>
-      </w:r>
-      <w:proofErr w:type="spellStart"/>
-      <w:r>
-        <w:t>slowness</w:t>
-      </w:r>
-      <w:proofErr w:type="spellEnd"/>
-      <w:r>
-        <w:t xml:space="preserve">, lalu </w:t>
-      </w:r>
-      <w:proofErr w:type="spellStart"/>
-      <w:r>
-        <w:t>frost</w:t>
-      </w:r>
-      <w:proofErr w:type="spellEnd"/>
-      <w:r>
-        <w:t xml:space="preserve"> </w:t>
-      </w:r>
-      <w:proofErr w:type="spellStart"/>
-      <w:r>
-        <w:t>bite</w:t>
-      </w:r>
-      <w:proofErr w:type="spellEnd"/>
-      <w:r>
-        <w:t xml:space="preserve"> jika terlalu lama tanpa api unggun, musuh tidak akan lebih susah </w:t>
-      </w:r>
-      <w:proofErr w:type="spellStart"/>
-      <w:r>
-        <w:t>grassland</w:t>
-      </w:r>
-      <w:proofErr w:type="spellEnd"/>
+      <w:r>
+        <w:t>biome disini akan ada total 6 biome yang mencakup dari grass land , snow mountain forest cave, coastal dan desert.</w:t>
+      </w:r>
+    </w:p>
+    <w:p>
+      <w:r>
+        <w:t>disetiap biome akan ada difficulty tersendiri dirating dari 1 – 5 , dari grassland paling mudah , desert  paling susah .</w:t>
+      </w:r>
+    </w:p>
+    <w:p>
+      <w:r>
+        <w:t>difficulty di sini akan di rating dari beberapa faktor (musuh, map, debuff map)</w:t>
+      </w:r>
+    </w:p>
+    <w:p>
+      <w:r>
+        <w:t>mulai dari difficulty 2 forest, akan dinaikkan tingkat kesusahan dari map yang lebih susah.Pada cave , map lebih sempit dari forest tapi tidak banyak obstacle, musuhnya akan lebih bervariasi( udara dan darat),</w:t>
+      </w:r>
+    </w:p>
+    <w:p>
+      <w:r>
+        <w:t>snow mountain akan kena debuff pada stage itu slowness, lalu frost bite jika terlalu lama tanpa api unggun, musuh tidak akan lebih susah grassland</w:t>
+      </w:r>
     </w:p>
     <w:p>
       <w:r>
         <w:lastRenderedPageBreak/>
-        <w:t xml:space="preserve">dari </w:t>
-      </w:r>
-      <w:proofErr w:type="spellStart"/>
-      <w:r>
-        <w:t>difficulty</w:t>
-      </w:r>
-      <w:proofErr w:type="spellEnd"/>
-      <w:r>
-        <w:t xml:space="preserve"> 4 </w:t>
-      </w:r>
-      <w:proofErr w:type="spellStart"/>
-      <w:r>
-        <w:t>coastal</w:t>
-      </w:r>
-      <w:proofErr w:type="spellEnd"/>
-      <w:r>
-        <w:t xml:space="preserve">, tingkat kesusahan ditingkatkan dari  musuh ada varian bandit baru </w:t>
-      </w:r>
-      <w:proofErr w:type="spellStart"/>
-      <w:r>
-        <w:t>pirates</w:t>
-      </w:r>
-      <w:proofErr w:type="spellEnd"/>
-      <w:r>
-        <w:t>(</w:t>
-      </w:r>
-      <w:proofErr w:type="spellStart"/>
-      <w:r>
-        <w:t>harpooneer</w:t>
-      </w:r>
-      <w:proofErr w:type="spellEnd"/>
-      <w:r>
-        <w:t xml:space="preserve">, </w:t>
-      </w:r>
-      <w:proofErr w:type="spellStart"/>
-      <w:r>
-        <w:t>cannon</w:t>
-      </w:r>
-      <w:proofErr w:type="spellEnd"/>
-      <w:r>
-        <w:t xml:space="preserve">, </w:t>
-      </w:r>
-      <w:proofErr w:type="spellStart"/>
-      <w:r>
-        <w:t>captain</w:t>
-      </w:r>
-      <w:proofErr w:type="spellEnd"/>
-      <w:r>
-        <w:t xml:space="preserve">(mini </w:t>
-      </w:r>
-      <w:proofErr w:type="spellStart"/>
-      <w:r>
-        <w:t>boss</w:t>
-      </w:r>
-      <w:proofErr w:type="spellEnd"/>
-      <w:r>
-        <w:t xml:space="preserve">)), map </w:t>
-      </w:r>
-      <w:proofErr w:type="spellStart"/>
-      <w:r>
-        <w:t>environment</w:t>
-      </w:r>
-      <w:proofErr w:type="spellEnd"/>
-      <w:r>
-        <w:t xml:space="preserve"> efek baru (</w:t>
-      </w:r>
-      <w:proofErr w:type="spellStart"/>
-      <w:r>
-        <w:t>drowning</w:t>
-      </w:r>
-      <w:proofErr w:type="spellEnd"/>
-      <w:r>
-        <w:t>)</w:t>
-      </w:r>
-    </w:p>
-    <w:p>
-      <w:r>
-        <w:t xml:space="preserve">untuk yang paling susah untuk level normal </w:t>
-      </w:r>
-      <w:proofErr w:type="spellStart"/>
-      <w:r>
-        <w:t>difficulty</w:t>
-      </w:r>
-      <w:proofErr w:type="spellEnd"/>
-      <w:r>
-        <w:t xml:space="preserve"> 5 </w:t>
-      </w:r>
-      <w:proofErr w:type="spellStart"/>
-      <w:r>
-        <w:t>desert</w:t>
-      </w:r>
-      <w:proofErr w:type="spellEnd"/>
-      <w:r>
-        <w:t xml:space="preserve"> ,</w:t>
+        <w:t>dari difficulty 4 coastal, tingkat kesusahan ditingkatkan dari  musuh ada varian bandit baru pirates(harpooneer, cannon, captain(mini boss)), map environment efek baru (drowning)</w:t>
+      </w:r>
+    </w:p>
+    <w:p>
+      <w:r>
+        <w:t>untuk yang paling susah untuk level normal difficulty 5 desert ,</w:t>
       </w:r>
     </w:p>
     <w:p>
@@ -982,67 +309,14 @@
     </w:p>
     <w:p>
       <w:r>
-        <w:t xml:space="preserve">map akan memberi </w:t>
-      </w:r>
-      <w:proofErr w:type="spellStart"/>
-      <w:r>
-        <w:t>debuff</w:t>
-      </w:r>
-      <w:proofErr w:type="spellEnd"/>
-      <w:r>
-        <w:t xml:space="preserve"> dot kepada </w:t>
-      </w:r>
-      <w:proofErr w:type="spellStart"/>
-      <w:r>
-        <w:t>player</w:t>
-      </w:r>
-      <w:proofErr w:type="spellEnd"/>
-      <w:r>
-        <w:t xml:space="preserve"> (</w:t>
-      </w:r>
-      <w:proofErr w:type="spellStart"/>
-      <w:r>
-        <w:t>pharaoh’s</w:t>
-      </w:r>
-      <w:proofErr w:type="spellEnd"/>
-      <w:r>
-        <w:t xml:space="preserve"> </w:t>
-      </w:r>
-      <w:proofErr w:type="spellStart"/>
-      <w:r>
-        <w:t>curse</w:t>
-      </w:r>
-      <w:proofErr w:type="spellEnd"/>
-      <w:r>
-        <w:t xml:space="preserve"> ),musuh akan ada tipe baru, </w:t>
-      </w:r>
-      <w:proofErr w:type="spellStart"/>
-      <w:r>
-        <w:t>debuffer</w:t>
-      </w:r>
-      <w:proofErr w:type="spellEnd"/>
-      <w:r>
-        <w:t>,  bandit akan lebih kuat.  dan ada musuh tanker(</w:t>
-      </w:r>
-      <w:proofErr w:type="spellStart"/>
-      <w:r>
-        <w:t>mummy</w:t>
-      </w:r>
-      <w:proofErr w:type="spellEnd"/>
-      <w:r>
-        <w:t>), pelan dan tebal</w:t>
+        <w:t>map akan memberi debuff dot kepada player (pharaoh’s curse ),musuh akan ada tipe baru, debuffer,  bandit akan lebih kuat.  dan ada musuh tanker(mummy), pelan dan tebal</w:t>
       </w:r>
     </w:p>
     <w:p/>
     <w:p>
       <w:r>
-        <w:t xml:space="preserve">musuh2 </w:t>
-      </w:r>
-      <w:proofErr w:type="spellStart"/>
-      <w:r>
-        <w:t>biome:</w:t>
-      </w:r>
-      <w:proofErr w:type="spellEnd"/>
+        <w:t>musuh2 biome:</w:t>
+      </w:r>
     </w:p>
     <w:p>
       <w:pPr>
@@ -1053,23 +327,7 @@
         </w:numPr>
       </w:pPr>
       <w:r>
-        <w:t>bandit (</w:t>
-      </w:r>
-      <w:proofErr w:type="spellStart"/>
-      <w:r>
-        <w:t>all</w:t>
-      </w:r>
-      <w:proofErr w:type="spellEnd"/>
-      <w:r>
-        <w:t xml:space="preserve"> </w:t>
-      </w:r>
-      <w:proofErr w:type="spellStart"/>
-      <w:r>
-        <w:t>biome</w:t>
-      </w:r>
-      <w:proofErr w:type="spellEnd"/>
-      <w:r>
-        <w:t>)</w:t>
+        <w:t>bandit (all biome)</w:t>
       </w:r>
     </w:p>
     <w:p>
@@ -1080,37 +338,8 @@
           <w:numId w:val="3"/>
         </w:numPr>
       </w:pPr>
-      <w:proofErr w:type="spellStart"/>
-      <w:r>
-        <w:t>stray</w:t>
-      </w:r>
-      <w:proofErr w:type="spellEnd"/>
-      <w:r>
-        <w:t xml:space="preserve"> </w:t>
-      </w:r>
-      <w:proofErr w:type="spellStart"/>
-      <w:r>
-        <w:t>knight</w:t>
-      </w:r>
-      <w:proofErr w:type="spellEnd"/>
-      <w:r>
-        <w:t>(</w:t>
-      </w:r>
-      <w:proofErr w:type="spellStart"/>
-      <w:r>
-        <w:t>all</w:t>
-      </w:r>
-      <w:proofErr w:type="spellEnd"/>
-      <w:r>
-        <w:t xml:space="preserve"> </w:t>
-      </w:r>
-      <w:proofErr w:type="spellStart"/>
-      <w:r>
-        <w:t>biome</w:t>
-      </w:r>
-      <w:proofErr w:type="spellEnd"/>
-      <w:r>
-        <w:t>)</w:t>
+      <w:r>
+        <w:t>stray knight(all biome)</w:t>
       </w:r>
       <w:r>
         <w:t xml:space="preserve"> </w:t>
@@ -1124,21 +353,8 @@
           <w:numId w:val="3"/>
         </w:numPr>
       </w:pPr>
-      <w:proofErr w:type="spellStart"/>
-      <w:r>
-        <w:t>knight</w:t>
-      </w:r>
-      <w:proofErr w:type="spellEnd"/>
-      <w:r>
-        <w:t xml:space="preserve"> (</w:t>
-      </w:r>
-      <w:proofErr w:type="spellStart"/>
-      <w:r>
-        <w:t>last</w:t>
-      </w:r>
-      <w:proofErr w:type="spellEnd"/>
-      <w:r>
-        <w:t xml:space="preserve"> level)</w:t>
+      <w:r>
+        <w:t>knight (last level)</w:t>
       </w:r>
     </w:p>
     <w:p>
@@ -1149,21 +365,8 @@
           <w:numId w:val="3"/>
         </w:numPr>
       </w:pPr>
-      <w:proofErr w:type="spellStart"/>
-      <w:r>
-        <w:t>mummy</w:t>
-      </w:r>
-      <w:proofErr w:type="spellEnd"/>
-      <w:r>
-        <w:t xml:space="preserve">( </w:t>
-      </w:r>
-      <w:proofErr w:type="spellStart"/>
-      <w:r>
-        <w:t>desert</w:t>
-      </w:r>
-      <w:proofErr w:type="spellEnd"/>
-      <w:r>
-        <w:t>)</w:t>
+      <w:r>
+        <w:t>mummy( desert)</w:t>
       </w:r>
     </w:p>
     <w:p>
@@ -1174,21 +377,8 @@
           <w:numId w:val="3"/>
         </w:numPr>
       </w:pPr>
-      <w:proofErr w:type="spellStart"/>
-      <w:r>
-        <w:t>scorpion</w:t>
-      </w:r>
-      <w:proofErr w:type="spellEnd"/>
-      <w:r>
-        <w:t>(</w:t>
-      </w:r>
-      <w:proofErr w:type="spellStart"/>
-      <w:r>
-        <w:t>desert</w:t>
-      </w:r>
-      <w:proofErr w:type="spellEnd"/>
-      <w:r>
-        <w:t>)</w:t>
+      <w:r>
+        <w:t>scorpion(desert)</w:t>
       </w:r>
     </w:p>
     <w:p>
@@ -1199,45 +389,8 @@
           <w:numId w:val="3"/>
         </w:numPr>
       </w:pPr>
-      <w:proofErr w:type="spellStart"/>
-      <w:r>
-        <w:t>skeleton</w:t>
-      </w:r>
-      <w:proofErr w:type="spellEnd"/>
-      <w:r>
-        <w:t xml:space="preserve"> (</w:t>
-      </w:r>
-      <w:proofErr w:type="spellStart"/>
-      <w:r>
-        <w:t>cave</w:t>
-      </w:r>
-      <w:proofErr w:type="spellEnd"/>
-      <w:r>
-        <w:t xml:space="preserve">, </w:t>
-      </w:r>
-      <w:proofErr w:type="spellStart"/>
-      <w:r>
-        <w:t>snow</w:t>
-      </w:r>
-      <w:proofErr w:type="spellEnd"/>
-      <w:r>
-        <w:t>(</w:t>
-      </w:r>
-      <w:proofErr w:type="spellStart"/>
-      <w:r>
-        <w:t>snow</w:t>
-      </w:r>
-      <w:proofErr w:type="spellEnd"/>
-      <w:r>
-        <w:t xml:space="preserve"> </w:t>
-      </w:r>
-      <w:proofErr w:type="spellStart"/>
-      <w:r>
-        <w:t>variant</w:t>
-      </w:r>
-      <w:proofErr w:type="spellEnd"/>
-      <w:r>
-        <w:t>))</w:t>
+      <w:r>
+        <w:t>skeleton (cave, snow(snow variant))</w:t>
       </w:r>
     </w:p>
     <w:p>
@@ -1248,29 +401,8 @@
           <w:numId w:val="3"/>
         </w:numPr>
       </w:pPr>
-      <w:proofErr w:type="spellStart"/>
-      <w:r>
-        <w:t>vampire</w:t>
-      </w:r>
-      <w:proofErr w:type="spellEnd"/>
-      <w:r>
-        <w:t xml:space="preserve"> (</w:t>
-      </w:r>
-      <w:proofErr w:type="spellStart"/>
-      <w:r>
-        <w:t>cave</w:t>
-      </w:r>
-      <w:proofErr w:type="spellEnd"/>
-      <w:r>
-        <w:t>(</w:t>
-      </w:r>
-      <w:proofErr w:type="spellStart"/>
-      <w:r>
-        <w:t>rare</w:t>
-      </w:r>
-      <w:proofErr w:type="spellEnd"/>
-      <w:r>
-        <w:t>))</w:t>
+      <w:r>
+        <w:t>vampire (cave(rare))</w:t>
       </w:r>
     </w:p>
     <w:p>
@@ -1281,21 +413,8 @@
           <w:numId w:val="3"/>
         </w:numPr>
       </w:pPr>
-      <w:proofErr w:type="spellStart"/>
-      <w:r>
-        <w:t>bat</w:t>
-      </w:r>
-      <w:proofErr w:type="spellEnd"/>
-      <w:r>
-        <w:t>(</w:t>
-      </w:r>
-      <w:proofErr w:type="spellStart"/>
-      <w:r>
-        <w:t>cave</w:t>
-      </w:r>
-      <w:proofErr w:type="spellEnd"/>
-      <w:r>
-        <w:t>)</w:t>
+      <w:r>
+        <w:t>bat(cave)</w:t>
       </w:r>
     </w:p>
     <w:p>
@@ -1306,60 +425,13 @@
           <w:numId w:val="3"/>
         </w:numPr>
       </w:pPr>
-      <w:proofErr w:type="spellStart"/>
-      <w:r>
-        <w:t>pharaoh’s</w:t>
-      </w:r>
-      <w:proofErr w:type="spellEnd"/>
-      <w:r>
-        <w:t xml:space="preserve"> </w:t>
-      </w:r>
-      <w:proofErr w:type="spellStart"/>
-      <w:r>
-        <w:t>minion</w:t>
-      </w:r>
-      <w:proofErr w:type="spellEnd"/>
-      <w:r>
-        <w:t xml:space="preserve"> (</w:t>
-      </w:r>
-      <w:proofErr w:type="spellStart"/>
-      <w:r>
-        <w:t>desert</w:t>
-      </w:r>
-      <w:proofErr w:type="spellEnd"/>
-      <w:r>
-        <w:t xml:space="preserve">) </w:t>
-      </w:r>
-      <w:proofErr w:type="spellStart"/>
-      <w:r>
-        <w:t>blm</w:t>
-      </w:r>
-      <w:proofErr w:type="spellEnd"/>
-      <w:r>
-        <w:t xml:space="preserve"> </w:t>
-      </w:r>
-      <w:proofErr w:type="spellStart"/>
-      <w:r>
-        <w:t>fix</w:t>
-      </w:r>
-      <w:proofErr w:type="spellEnd"/>
-    </w:p>
-    <w:p>
-      <w:proofErr w:type="spellStart"/>
-      <w:r>
-        <w:t>boss</w:t>
-      </w:r>
-      <w:proofErr w:type="spellEnd"/>
-      <w:r>
-        <w:t xml:space="preserve"> </w:t>
-      </w:r>
-      <w:proofErr w:type="spellStart"/>
-      <w:r>
-        <w:t>biome</w:t>
-      </w:r>
-      <w:proofErr w:type="spellEnd"/>
-      <w:r>
-        <w:t>:</w:t>
+      <w:r>
+        <w:t>pharaoh’s minion (desert) blm fix</w:t>
+      </w:r>
+    </w:p>
+    <w:p>
+      <w:r>
+        <w:t>boss biome:</w:t>
       </w:r>
     </w:p>
     <w:p>
@@ -1370,147 +442,130 @@
           <w:numId w:val="4"/>
         </w:numPr>
       </w:pPr>
-      <w:proofErr w:type="spellStart"/>
-      <w:r>
-        <w:t>grassland</w:t>
-      </w:r>
-      <w:proofErr w:type="spellEnd"/>
-      <w:r>
-        <w:t xml:space="preserve">: </w:t>
+      <w:r>
+        <w:t>grassland:</w:t>
+      </w:r>
+      <w:r>
+        <w:t xml:space="preserve"> </w:t>
+      </w:r>
+      <w:r>
+        <w:t>grrrrr~~ awoooo</w:t>
+      </w:r>
+      <w:r>
+        <w:t>~~</w:t>
+      </w:r>
+    </w:p>
+    <w:p>
+      <w:pPr>
+        <w:pStyle w:val="ListParagraph"/>
+        <w:numPr>
+          <w:ilvl w:val="0"/>
+          <w:numId w:val="4"/>
+        </w:numPr>
+      </w:pPr>
+      <w:r>
+        <w:t>desert : anubis</w:t>
+      </w:r>
+    </w:p>
+    <w:p>
+      <w:pPr>
+        <w:pStyle w:val="ListParagraph"/>
+        <w:numPr>
+          <w:ilvl w:val="0"/>
+          <w:numId w:val="4"/>
+        </w:numPr>
+      </w:pPr>
+      <w:r>
+        <w:t xml:space="preserve">snow : </w:t>
+      </w:r>
+      <w:r>
+        <w:t>ice golem</w:t>
+      </w:r>
+    </w:p>
+    <w:p>
+      <w:pPr>
+        <w:pStyle w:val="ListParagraph"/>
+        <w:numPr>
+          <w:ilvl w:val="0"/>
+          <w:numId w:val="4"/>
+        </w:numPr>
+      </w:pPr>
+      <w:r>
+        <w:t xml:space="preserve">cave: </w:t>
+      </w:r>
+      <w:r>
+        <w:t>vamp</w:t>
+      </w:r>
+      <w:r>
+        <w:t>ing (vampking)(funk</w:t>
+      </w:r>
+      <w:r>
+        <w:t>y vampire</w:t>
+      </w:r>
+      <w:r>
+        <w:t>)</w:t>
+      </w:r>
+      <w:r>
+        <w:t xml:space="preserve"> </w:t>
+      </w:r>
+    </w:p>
+    <w:p>
+      <w:pPr>
+        <w:pStyle w:val="ListParagraph"/>
+        <w:numPr>
+          <w:ilvl w:val="0"/>
+          <w:numId w:val="4"/>
+        </w:numPr>
+      </w:pPr>
+      <w:r>
+        <w:t xml:space="preserve">forest: </w:t>
+      </w:r>
+      <w:r>
+        <w:t>ricarduh (monkey king)</w:t>
+      </w:r>
+    </w:p>
+    <w:p>
+      <w:pPr>
+        <w:pStyle w:val="ListParagraph"/>
+        <w:numPr>
+          <w:ilvl w:val="0"/>
+          <w:numId w:val="4"/>
+        </w:numPr>
+      </w:pPr>
+      <w:r>
+        <w:t xml:space="preserve">coastal:  </w:t>
+      </w:r>
+      <w:r>
+        <w:t>seabound(pirate ship)</w:t>
       </w:r>
     </w:p>
     <w:p/>
     <w:p>
-      <w:proofErr w:type="spellStart"/>
-      <w:r>
-        <w:t>route</w:t>
-      </w:r>
-      <w:proofErr w:type="spellEnd"/>
-      <w:r>
-        <w:t xml:space="preserve"> </w:t>
-      </w:r>
-      <w:proofErr w:type="spellStart"/>
-      <w:r>
-        <w:t>based</w:t>
-      </w:r>
-      <w:proofErr w:type="spellEnd"/>
-      <w:r>
-        <w:t xml:space="preserve"> level , 5 level per </w:t>
-      </w:r>
-      <w:proofErr w:type="spellStart"/>
-      <w:r>
-        <w:t>stage</w:t>
-      </w:r>
-      <w:proofErr w:type="spellEnd"/>
-      <w:r>
-        <w:t xml:space="preserve"> (4 normal</w:t>
+      <w:r>
+        <w:t>route based level , 5 level per stage (4 normal</w:t>
       </w:r>
       <w:r>
         <w:t>,</w:t>
       </w:r>
       <w:r>
-        <w:t xml:space="preserve"> 1 </w:t>
-      </w:r>
-      <w:proofErr w:type="spellStart"/>
-      <w:r>
-        <w:t>boss</w:t>
-      </w:r>
-      <w:proofErr w:type="spellEnd"/>
-      <w:r>
-        <w:t xml:space="preserve"> level)</w:t>
+        <w:t xml:space="preserve"> 1 boss level)</w:t>
       </w:r>
       <w:r>
         <w:t>,</w:t>
       </w:r>
     </w:p>
     <w:p>
-      <w:proofErr w:type="spellStart"/>
-      <w:r>
-        <w:t>route</w:t>
-      </w:r>
-      <w:proofErr w:type="spellEnd"/>
-      <w:r>
-        <w:t xml:space="preserve"> </w:t>
-      </w:r>
-      <w:proofErr w:type="spellStart"/>
-      <w:r>
-        <w:t>based</w:t>
-      </w:r>
-      <w:proofErr w:type="spellEnd"/>
-      <w:r>
-        <w:t xml:space="preserve"> level akan digunakan agar bisa pilih </w:t>
-      </w:r>
-      <w:proofErr w:type="spellStart"/>
-      <w:r>
-        <w:t>stage</w:t>
-      </w:r>
-      <w:proofErr w:type="spellEnd"/>
-      <w:r>
-        <w:t xml:space="preserve"> yang ingin dilanjutkan, sebagai variasi </w:t>
-      </w:r>
-      <w:proofErr w:type="spellStart"/>
-      <w:r>
-        <w:t>gameplay</w:t>
-      </w:r>
-      <w:proofErr w:type="spellEnd"/>
-      <w:r>
-        <w:t xml:space="preserve"> </w:t>
-      </w:r>
-    </w:p>
-    <w:p>
-      <w:proofErr w:type="spellStart"/>
-      <w:r>
-        <w:t>class</w:t>
-      </w:r>
-      <w:proofErr w:type="spellEnd"/>
-      <w:r>
-        <w:t xml:space="preserve"> </w:t>
-      </w:r>
-      <w:proofErr w:type="spellStart"/>
-      <w:r>
-        <w:t>based</w:t>
-      </w:r>
-      <w:proofErr w:type="spellEnd"/>
-      <w:r>
-        <w:t xml:space="preserve"> </w:t>
-      </w:r>
-      <w:proofErr w:type="spellStart"/>
-      <w:r>
-        <w:t>player</w:t>
-      </w:r>
-      <w:proofErr w:type="spellEnd"/>
-      <w:r>
-        <w:t xml:space="preserve"> : (3 </w:t>
-      </w:r>
-      <w:proofErr w:type="spellStart"/>
-      <w:r>
-        <w:t>playable</w:t>
-      </w:r>
-      <w:proofErr w:type="spellEnd"/>
-      <w:r>
-        <w:t xml:space="preserve"> </w:t>
-      </w:r>
-      <w:proofErr w:type="spellStart"/>
-      <w:r>
-        <w:t>mercenary</w:t>
-      </w:r>
-      <w:proofErr w:type="spellEnd"/>
-      <w:r>
-        <w:t xml:space="preserve">, </w:t>
-      </w:r>
-      <w:proofErr w:type="spellStart"/>
-      <w:r>
-        <w:t>separate</w:t>
-      </w:r>
-      <w:proofErr w:type="spellEnd"/>
-      <w:r>
-        <w:t xml:space="preserve"> </w:t>
-      </w:r>
-      <w:proofErr w:type="spellStart"/>
-      <w:r>
-        <w:t>skill</w:t>
-      </w:r>
-      <w:proofErr w:type="spellEnd"/>
+      <w:r>
+        <w:t xml:space="preserve">route based level akan digunakan agar bisa pilih stage yang ingin dilanjutkan, sebagai variasi gameplay </w:t>
+      </w:r>
+    </w:p>
+    <w:p>
+      <w:r>
+        <w:t>class based player : (3 playable mercenary</w:t>
+      </w:r>
+      <w:r>
+        <w:t>, separate skill</w:t>
+      </w:r>
       <w:r>
         <w:t xml:space="preserve"> )</w:t>
       </w:r>
@@ -1523,37 +578,8 @@
           <w:numId w:val="1"/>
         </w:numPr>
       </w:pPr>
-      <w:proofErr w:type="spellStart"/>
-      <w:r>
-        <w:t>archer</w:t>
-      </w:r>
-      <w:proofErr w:type="spellEnd"/>
-      <w:r>
-        <w:t xml:space="preserve"> (</w:t>
-      </w:r>
-      <w:proofErr w:type="spellStart"/>
-      <w:r>
-        <w:t>shoot</w:t>
-      </w:r>
-      <w:proofErr w:type="spellEnd"/>
-      <w:r>
-        <w:t xml:space="preserve"> </w:t>
-      </w:r>
-      <w:proofErr w:type="spellStart"/>
-      <w:r>
-        <w:t>direction</w:t>
-      </w:r>
-      <w:proofErr w:type="spellEnd"/>
-      <w:r>
-        <w:t xml:space="preserve"> </w:t>
-      </w:r>
-      <w:proofErr w:type="spellStart"/>
-      <w:r>
-        <w:t>wasd</w:t>
-      </w:r>
-      <w:proofErr w:type="spellEnd"/>
-      <w:r>
-        <w:t>)</w:t>
+      <w:r>
+        <w:t>archer (shoot direction wasd)</w:t>
       </w:r>
     </w:p>
     <w:p>
@@ -1564,37 +590,8 @@
           <w:numId w:val="1"/>
         </w:numPr>
       </w:pPr>
-      <w:proofErr w:type="spellStart"/>
-      <w:r>
-        <w:t>mage</w:t>
-      </w:r>
-      <w:proofErr w:type="spellEnd"/>
-      <w:r>
-        <w:t xml:space="preserve"> (</w:t>
-      </w:r>
-      <w:proofErr w:type="spellStart"/>
-      <w:r>
-        <w:t>shoot</w:t>
-      </w:r>
-      <w:proofErr w:type="spellEnd"/>
-      <w:r>
-        <w:t xml:space="preserve"> </w:t>
-      </w:r>
-      <w:proofErr w:type="spellStart"/>
-      <w:r>
-        <w:t>direction</w:t>
-      </w:r>
-      <w:proofErr w:type="spellEnd"/>
-      <w:r>
-        <w:t xml:space="preserve"> </w:t>
-      </w:r>
-      <w:proofErr w:type="spellStart"/>
-      <w:r>
-        <w:t>wasd</w:t>
-      </w:r>
-      <w:proofErr w:type="spellEnd"/>
-      <w:r>
-        <w:t>)</w:t>
+      <w:r>
+        <w:t>mage (shoot direction wasd)</w:t>
       </w:r>
     </w:p>
     <w:p>
@@ -1605,292 +602,67 @@
           <w:numId w:val="1"/>
         </w:numPr>
       </w:pPr>
-      <w:proofErr w:type="spellStart"/>
-      <w:r>
-        <w:t>fighter</w:t>
-      </w:r>
-      <w:proofErr w:type="spellEnd"/>
-      <w:r>
-        <w:t>/</w:t>
-      </w:r>
-      <w:proofErr w:type="spellStart"/>
-      <w:r>
-        <w:t>knight</w:t>
-      </w:r>
-      <w:proofErr w:type="spellEnd"/>
-      <w:r>
-        <w:t>/</w:t>
-      </w:r>
-      <w:proofErr w:type="spellStart"/>
-      <w:r>
-        <w:t>soldier</w:t>
-      </w:r>
-      <w:proofErr w:type="spellEnd"/>
-      <w:r>
-        <w:t>(</w:t>
-      </w:r>
-      <w:proofErr w:type="spellStart"/>
-      <w:r>
-        <w:t>melee</w:t>
-      </w:r>
-      <w:proofErr w:type="spellEnd"/>
+      <w:r>
+        <w:lastRenderedPageBreak/>
+        <w:t>fighter/knight/soldier(melee)</w:t>
+      </w:r>
+    </w:p>
+    <w:p/>
+    <w:p>
+      <w:r>
+        <w:t>roguelike: reference: (soulknight, deadcells,</w:t>
+      </w:r>
+      <w:r>
+        <w:t>celeste</w:t>
+      </w:r>
       <w:r>
         <w:t>)</w:t>
       </w:r>
     </w:p>
-    <w:p/>
-    <w:p>
-      <w:proofErr w:type="spellStart"/>
-      <w:r>
-        <w:t>roguelike</w:t>
-      </w:r>
-      <w:proofErr w:type="spellEnd"/>
-      <w:r>
-        <w:t xml:space="preserve">: </w:t>
-      </w:r>
-      <w:proofErr w:type="spellStart"/>
-      <w:r>
-        <w:t>reference</w:t>
-      </w:r>
-      <w:proofErr w:type="spellEnd"/>
-      <w:r>
-        <w:t>: (</w:t>
-      </w:r>
-      <w:proofErr w:type="spellStart"/>
-      <w:r>
-        <w:t>soulknight</w:t>
-      </w:r>
-      <w:proofErr w:type="spellEnd"/>
-      <w:r>
-        <w:t xml:space="preserve">, </w:t>
-      </w:r>
-      <w:proofErr w:type="spellStart"/>
-      <w:r>
-        <w:t>deadcells,</w:t>
-      </w:r>
-      <w:r>
-        <w:t>celeste</w:t>
-      </w:r>
-      <w:proofErr w:type="spellEnd"/>
+    <w:p>
+      <w:r>
+        <w:t>npc interaction</w:t>
+      </w:r>
+      <w:r>
+        <w:t xml:space="preserve"> (rest stop </w:t>
+      </w:r>
+      <w:r>
+        <w:t>, 1sidequest npc per run ,boss level)</w:t>
+      </w:r>
+      <w:r>
+        <w:t xml:space="preserve"> </w:t>
+      </w:r>
+    </w:p>
+    <w:p>
+      <w:r>
+        <w:t>shop function</w:t>
+      </w:r>
+      <w:r>
+        <w:t>( hanya untuk upgrade stat dan beli potion (langsung heal) )</w:t>
+      </w:r>
+    </w:p>
+    <w:p>
+      <w:r>
+        <w:t>cooldown</w:t>
+      </w:r>
+      <w:r>
+        <w:t xml:space="preserve"> mechanics (dodge, double jump</w:t>
+      </w:r>
+      <w:r>
+        <w:t>, skill</w:t>
+      </w:r>
       <w:r>
         <w:t>)</w:t>
       </w:r>
     </w:p>
     <w:p>
-      <w:proofErr w:type="spellStart"/>
-      <w:r>
-        <w:t>npc</w:t>
-      </w:r>
-      <w:proofErr w:type="spellEnd"/>
-      <w:r>
-        <w:t xml:space="preserve"> </w:t>
-      </w:r>
-      <w:proofErr w:type="spellStart"/>
-      <w:r>
-        <w:t>interaction</w:t>
-      </w:r>
-      <w:proofErr w:type="spellEnd"/>
-      <w:r>
-        <w:t xml:space="preserve"> (</w:t>
-      </w:r>
-      <w:proofErr w:type="spellStart"/>
-      <w:r>
-        <w:t>rest</w:t>
-      </w:r>
-      <w:proofErr w:type="spellEnd"/>
-      <w:r>
-        <w:t xml:space="preserve"> stop </w:t>
-      </w:r>
-      <w:r>
-        <w:t xml:space="preserve">, 1sidequest </w:t>
-      </w:r>
-      <w:proofErr w:type="spellStart"/>
-      <w:r>
-        <w:t>npc</w:t>
-      </w:r>
-      <w:proofErr w:type="spellEnd"/>
-      <w:r>
-        <w:t xml:space="preserve"> per </w:t>
-      </w:r>
-      <w:proofErr w:type="spellStart"/>
-      <w:r>
-        <w:t>run</w:t>
-      </w:r>
-      <w:proofErr w:type="spellEnd"/>
-      <w:r>
-        <w:t xml:space="preserve"> ,</w:t>
-      </w:r>
-      <w:proofErr w:type="spellStart"/>
-      <w:r>
-        <w:t>boss</w:t>
-      </w:r>
-      <w:proofErr w:type="spellEnd"/>
-      <w:r>
-        <w:t xml:space="preserve"> level)</w:t>
-      </w:r>
-      <w:r>
-        <w:t xml:space="preserve"> </w:t>
-      </w:r>
-    </w:p>
-    <w:p>
-      <w:proofErr w:type="spellStart"/>
-      <w:r>
-        <w:lastRenderedPageBreak/>
-        <w:t>shop</w:t>
-      </w:r>
-      <w:proofErr w:type="spellEnd"/>
-      <w:r>
-        <w:t xml:space="preserve"> </w:t>
-      </w:r>
-      <w:proofErr w:type="spellStart"/>
-      <w:r>
-        <w:t>function</w:t>
-      </w:r>
-      <w:proofErr w:type="spellEnd"/>
-      <w:r>
-        <w:t xml:space="preserve">( hanya untuk </w:t>
-      </w:r>
-      <w:proofErr w:type="spellStart"/>
-      <w:r>
-        <w:t>upgrade</w:t>
-      </w:r>
-      <w:proofErr w:type="spellEnd"/>
-      <w:r>
-        <w:t xml:space="preserve"> </w:t>
-      </w:r>
-      <w:proofErr w:type="spellStart"/>
-      <w:r>
-        <w:t>stat</w:t>
-      </w:r>
-      <w:proofErr w:type="spellEnd"/>
-      <w:r>
-        <w:t xml:space="preserve"> dan beli </w:t>
-      </w:r>
-      <w:proofErr w:type="spellStart"/>
-      <w:r>
-        <w:t>potion</w:t>
-      </w:r>
-      <w:proofErr w:type="spellEnd"/>
-      <w:r>
-        <w:t xml:space="preserve"> (langsung </w:t>
-      </w:r>
-      <w:proofErr w:type="spellStart"/>
-      <w:r>
-        <w:t>heal</w:t>
-      </w:r>
-      <w:proofErr w:type="spellEnd"/>
-      <w:r>
-        <w:t>) )</w:t>
-      </w:r>
-    </w:p>
-    <w:p>
-      <w:proofErr w:type="spellStart"/>
-      <w:r>
-        <w:t>cooldown</w:t>
-      </w:r>
-      <w:proofErr w:type="spellEnd"/>
-      <w:r>
-        <w:t xml:space="preserve"> </w:t>
-      </w:r>
-      <w:proofErr w:type="spellStart"/>
-      <w:r>
-        <w:t>mechanics</w:t>
-      </w:r>
-      <w:proofErr w:type="spellEnd"/>
-      <w:r>
-        <w:t xml:space="preserve"> (</w:t>
-      </w:r>
-      <w:proofErr w:type="spellStart"/>
-      <w:r>
-        <w:t>dodge</w:t>
-      </w:r>
-      <w:proofErr w:type="spellEnd"/>
-      <w:r>
-        <w:t xml:space="preserve">, </w:t>
-      </w:r>
-      <w:proofErr w:type="spellStart"/>
-      <w:r>
-        <w:t>double</w:t>
-      </w:r>
-      <w:proofErr w:type="spellEnd"/>
-      <w:r>
-        <w:t xml:space="preserve"> </w:t>
-      </w:r>
-      <w:proofErr w:type="spellStart"/>
-      <w:r>
-        <w:t>jump</w:t>
-      </w:r>
-      <w:proofErr w:type="spellEnd"/>
-      <w:r>
-        <w:t xml:space="preserve">, </w:t>
-      </w:r>
-      <w:proofErr w:type="spellStart"/>
-      <w:r>
-        <w:t>skill</w:t>
-      </w:r>
-      <w:proofErr w:type="spellEnd"/>
-      <w:r>
-        <w:t>)</w:t>
-      </w:r>
-    </w:p>
-    <w:p>
-      <w:proofErr w:type="spellStart"/>
-      <w:r>
-        <w:t>player</w:t>
-      </w:r>
-      <w:proofErr w:type="spellEnd"/>
-      <w:r>
-        <w:t xml:space="preserve"> </w:t>
-      </w:r>
-      <w:proofErr w:type="spellStart"/>
-      <w:r>
-        <w:t>buff</w:t>
-      </w:r>
-      <w:proofErr w:type="spellEnd"/>
-      <w:r>
-        <w:t xml:space="preserve"> (</w:t>
-      </w:r>
-      <w:proofErr w:type="spellStart"/>
-      <w:r>
-        <w:t>passive</w:t>
-      </w:r>
-      <w:proofErr w:type="spellEnd"/>
-      <w:r>
-        <w:t>)</w:t>
-      </w:r>
-    </w:p>
-    <w:p>
-      <w:proofErr w:type="spellStart"/>
-      <w:r>
-        <w:t>unlock</w:t>
-      </w:r>
-      <w:proofErr w:type="spellEnd"/>
-      <w:r>
-        <w:t xml:space="preserve"> </w:t>
-      </w:r>
-      <w:proofErr w:type="spellStart"/>
-      <w:r>
-        <w:t>endless</w:t>
-      </w:r>
-      <w:proofErr w:type="spellEnd"/>
-      <w:r>
-        <w:t xml:space="preserve"> mode (</w:t>
-      </w:r>
-      <w:proofErr w:type="spellStart"/>
-      <w:r>
-        <w:t>clear</w:t>
-      </w:r>
-      <w:proofErr w:type="spellEnd"/>
-      <w:r>
-        <w:t xml:space="preserve"> </w:t>
-      </w:r>
-      <w:proofErr w:type="spellStart"/>
-      <w:r>
-        <w:t>game</w:t>
-      </w:r>
-      <w:proofErr w:type="spellEnd"/>
-      <w:r>
-        <w:t>)</w:t>
+      <w:r>
+        <w:t>player buff (passive)</w:t>
+      </w:r>
+    </w:p>
+    <w:p>
+      <w:r>
+        <w:t>unlock endless mode (clear game)</w:t>
       </w:r>
     </w:p>
     <w:p/>
